--- a/doc/詩/清朝/龔自珍/龔自珍-己亥雜詩.docx
+++ b/doc/詩/清朝/龔自珍/龔自珍-己亥雜詩.docx
@@ -1,6 +1,6 @@
 
 <file path=word/document.xml><?xml version="1.0" encoding="utf-8"?>
-<w:document xmlns:wpc="http://schemas.microsoft.com/office/word/2010/wordprocessingCanvas" xmlns:cx="http://schemas.microsoft.com/office/drawing/2014/chartex" xmlns:cx1="http://schemas.microsoft.com/office/drawing/2015/9/8/chartex" xmlns:cx2="http://schemas.microsoft.com/office/drawing/2015/10/21/chartex" xmlns:cx3="http://schemas.microsoft.com/office/drawing/2016/5/9/chartex" xmlns:cx4="http://schemas.microsoft.com/office/drawing/2016/5/10/chartex" xmlns:cx5="http://schemas.microsoft.com/office/drawing/2016/5/11/chartex" xmlns:cx6="http://schemas.microsoft.com/office/drawing/2016/5/12/chartex" xmlns:cx7="http://schemas.microsoft.com/office/drawing/2016/5/13/chartex" xmlns:cx8="http://schemas.microsoft.com/office/drawing/2016/5/14/chartex" xmlns:mc="http://schemas.openxmlformats.org/markup-compatibility/2006" xmlns:aink="http://schemas.microsoft.com/office/drawing/2016/ink" xmlns:am3d="http://schemas.microsoft.com/office/drawing/2017/model3d" xmlns:o="urn:schemas-microsoft-com:office:office" xmlns:oel="http://schemas.microsoft.com/office/2019/extlst" xmlns:r="http://schemas.openxmlformats.org/officeDocument/2006/relationships" xmlns:m="http://schemas.openxmlformats.org/officeDocument/2006/math" xmlns:v="urn:schemas-microsoft-com:vml" xmlns:wp14="http://schemas.microsoft.com/office/word/2010/wordprocessingDrawing" xmlns:wp="http://schemas.openxmlformats.org/drawingml/2006/wordprocessingDrawing" xmlns:w10="urn:schemas-microsoft-com:office:word" xmlns:w="http://schemas.openxmlformats.org/wordprocessingml/2006/main" xmlns:w14="http://schemas.microsoft.com/office/word/2010/wordml" xmlns:w15="http://schemas.microsoft.com/office/word/2012/wordml" xmlns:w16cex="http://schemas.microsoft.com/office/word/2018/wordml/cex" xmlns:w16cid="http://schemas.microsoft.com/office/word/2016/wordml/cid" xmlns:w16="http://schemas.microsoft.com/office/word/2018/wordml" xmlns:w16du="http://schemas.microsoft.com/office/word/2023/wordml/word16du" xmlns:w16sdtdh="http://schemas.microsoft.com/office/word/2020/wordml/sdtdatahash" xmlns:w16se="http://schemas.microsoft.com/office/word/2015/wordml/symex" xmlns:wpg="http://schemas.microsoft.com/office/word/2010/wordprocessingGroup" xmlns:wpi="http://schemas.microsoft.com/office/word/2010/wordprocessingInk" xmlns:wne="http://schemas.microsoft.com/office/word/2006/wordml" xmlns:wps="http://schemas.microsoft.com/office/word/2010/wordprocessingShape" mc:Ignorable="w14 w15 w16se w16cid w16 w16cex w16sdtdh wp14">
+<w:document xmlns:wpc="http://schemas.microsoft.com/office/word/2010/wordprocessingCanvas" xmlns:cx="http://schemas.microsoft.com/office/drawing/2014/chartex" xmlns:cx1="http://schemas.microsoft.com/office/drawing/2015/9/8/chartex" xmlns:cx2="http://schemas.microsoft.com/office/drawing/2015/10/21/chartex" xmlns:cx3="http://schemas.microsoft.com/office/drawing/2016/5/9/chartex" xmlns:cx4="http://schemas.microsoft.com/office/drawing/2016/5/10/chartex" xmlns:cx5="http://schemas.microsoft.com/office/drawing/2016/5/11/chartex" xmlns:cx6="http://schemas.microsoft.com/office/drawing/2016/5/12/chartex" xmlns:cx7="http://schemas.microsoft.com/office/drawing/2016/5/13/chartex" xmlns:cx8="http://schemas.microsoft.com/office/drawing/2016/5/14/chartex" xmlns:mc="http://schemas.openxmlformats.org/markup-compatibility/2006" xmlns:aink="http://schemas.microsoft.com/office/drawing/2016/ink" xmlns:am3d="http://schemas.microsoft.com/office/drawing/2017/model3d" xmlns:o="urn:schemas-microsoft-com:office:office" xmlns:r="http://schemas.openxmlformats.org/officeDocument/2006/relationships" xmlns:m="http://schemas.openxmlformats.org/officeDocument/2006/math" xmlns:v="urn:schemas-microsoft-com:vml" xmlns:wp14="http://schemas.microsoft.com/office/word/2010/wordprocessingDrawing" xmlns:wp="http://schemas.openxmlformats.org/drawingml/2006/wordprocessingDrawing" xmlns:w10="urn:schemas-microsoft-com:office:word" xmlns:w="http://schemas.openxmlformats.org/wordprocessingml/2006/main" xmlns:w14="http://schemas.microsoft.com/office/word/2010/wordml" xmlns:w15="http://schemas.microsoft.com/office/word/2012/wordml" xmlns:w16cex="http://schemas.microsoft.com/office/word/2018/wordml/cex" xmlns:w16cid="http://schemas.microsoft.com/office/word/2016/wordml/cid" xmlns:w16="http://schemas.microsoft.com/office/word/2018/wordml" xmlns:w16sdtdh="http://schemas.microsoft.com/office/word/2020/wordml/sdtdatahash" xmlns:w16se="http://schemas.microsoft.com/office/word/2015/wordml/symex" xmlns:wpg="http://schemas.microsoft.com/office/word/2010/wordprocessingGroup" xmlns:wpi="http://schemas.microsoft.com/office/word/2010/wordprocessingInk" xmlns:wne="http://schemas.microsoft.com/office/word/2006/wordml" xmlns:wps="http://schemas.microsoft.com/office/word/2010/wordprocessingShape" mc:Ignorable="w14 w15 w16se w16cid w16 w16cex w16sdtdh wp14">
   <w:body>
     <w:p>
       <w:pPr>
@@ -56,13 +56,13 @@
           <w:kern w:val="0"/>
           <w:sz w:val="52"/>
         </w:rPr>
-        <w:t xml:space="preserve">    </w:t>
+        <w:t xml:space="preserve">   </w:t>
       </w:r>
       <w:r>
         <w:rPr>
           <w:sz w:val="32"/>
         </w:rPr>
-        <w:t xml:space="preserve"> 姓名：</w:t>
+        <w:t>姓名：</w:t>
       </w:r>
       <w:r>
         <w:rPr>
@@ -147,7 +147,7 @@
         <w:sectPr>
           <w:footerReference w:type="default" r:id="rId8"/>
           <w:pgSz w:w="11906" w:h="16838"/>
-          <w:pgMar w:top="567" w:right="851" w:bottom="567" w:left="851" w:header="567" w:footer="283" w:gutter="0"/>
+          <w:pgMar w:top="567" w:right="851" w:bottom="567" w:left="851" w:header="567" w:footer="0" w:gutter="0"/>
           <w:cols w:space="720"/>
           <w:docGrid w:linePitch="381"/>
         </w:sectPr>
@@ -160,26 +160,38 @@
           <w:ilvl w:val="0"/>
           <w:numId w:val="16"/>
         </w:numPr>
-        <w:spacing w:after="0" w:line="360" w:lineRule="exact"/>
-        <w:ind w:leftChars="0" w:left="482" w:right="0" w:hanging="482"/>
-        <w:rPr>
-          <w:spacing w:val="-10"/>
-          <w:szCs w:val="28"/>
-        </w:rPr>
-      </w:pPr>
-      <w:r>
-        <w:rPr>
-          <w:rFonts w:hint="eastAsia"/>
-          <w:spacing w:val="-10"/>
-          <w:szCs w:val="28"/>
-        </w:rPr>
-        <w:t>浩蕩離愁：離別京都的愁思</w:t>
+        <w:spacing w:after="0" w:line="480" w:lineRule="exact"/>
+        <w:ind w:leftChars="0" w:left="284" w:right="0" w:hanging="284"/>
+        <w:jc w:val="both"/>
+        <w:rPr>
+          <w:szCs w:val="28"/>
+        </w:rPr>
+      </w:pPr>
+      <w:r>
+        <w:rPr>
+          <w:rFonts w:hint="eastAsia"/>
+          <w:szCs w:val="28"/>
+        </w:rPr>
+        <w:t>浩蕩離愁：</w:t>
+      </w:r>
+      <w:r>
+        <w:rPr>
+          <w:rFonts w:hint="eastAsia"/>
+          <w:szCs w:val="28"/>
+        </w:rPr>
+        <w:t>浩蕩：盛大的樣子。</w:t>
+      </w:r>
+      <w:r>
+        <w:rPr>
+          <w:rFonts w:hint="eastAsia"/>
+          <w:szCs w:val="28"/>
+        </w:rPr>
+        <w:t>離別京都的愁思</w:t>
       </w:r>
       <w:proofErr w:type="gramStart"/>
       <w:r>
         <w:rPr>
           <w:rFonts w:hint="eastAsia"/>
-          <w:spacing w:val="-10"/>
           <w:szCs w:val="28"/>
         </w:rPr>
         <w:t>浩</w:t>
@@ -188,33 +200,9 @@
       <w:r>
         <w:rPr>
           <w:rFonts w:hint="eastAsia"/>
-          <w:spacing w:val="-10"/>
           <w:szCs w:val="28"/>
         </w:rPr>
         <w:t>如水波，也指作者心潮不平。</w:t>
-      </w:r>
-      <w:r>
-        <w:rPr>
-          <w:spacing w:val="-10"/>
-          <w:szCs w:val="28"/>
-        </w:rPr>
-        <w:br/>
-      </w:r>
-      <w:r>
-        <w:rPr>
-          <w:rFonts w:hint="eastAsia"/>
-          <w:spacing w:val="-10"/>
-          <w:szCs w:val="28"/>
-        </w:rPr>
-        <w:t>浩蕩：</w:t>
-      </w:r>
-      <w:r>
-        <w:rPr>
-          <w:rFonts w:hint="eastAsia"/>
-          <w:spacing w:val="-10"/>
-          <w:szCs w:val="28"/>
-        </w:rPr>
-        <w:t>盛大的樣子。</w:t>
       </w:r>
     </w:p>
     <w:p>
@@ -224,8 +212,9 @@
           <w:ilvl w:val="0"/>
           <w:numId w:val="16"/>
         </w:numPr>
-        <w:spacing w:after="0" w:line="360" w:lineRule="exact"/>
-        <w:ind w:leftChars="0" w:left="482" w:right="0" w:hanging="482"/>
+        <w:spacing w:after="0" w:line="480" w:lineRule="exact"/>
+        <w:ind w:leftChars="0" w:left="284" w:right="0" w:hanging="284"/>
+        <w:jc w:val="both"/>
         <w:rPr>
           <w:szCs w:val="28"/>
         </w:rPr>
@@ -254,17 +243,25 @@
           <w:ilvl w:val="0"/>
           <w:numId w:val="16"/>
         </w:numPr>
-        <w:spacing w:after="0" w:line="360" w:lineRule="exact"/>
-        <w:ind w:leftChars="0" w:left="482" w:right="0" w:hanging="482"/>
-        <w:rPr>
-          <w:szCs w:val="28"/>
-        </w:rPr>
-      </w:pPr>
-      <w:r>
-        <w:rPr>
-          <w:szCs w:val="28"/>
-        </w:rPr>
-        <w:t>東指：東方故里。</w:t>
+        <w:spacing w:after="0" w:line="480" w:lineRule="exact"/>
+        <w:ind w:leftChars="0" w:left="284" w:right="0" w:hanging="284"/>
+        <w:jc w:val="both"/>
+        <w:rPr>
+          <w:szCs w:val="28"/>
+        </w:rPr>
+      </w:pPr>
+      <w:r>
+        <w:rPr>
+          <w:szCs w:val="28"/>
+        </w:rPr>
+        <w:t>東指：</w:t>
+      </w:r>
+      <w:r>
+        <w:rPr>
+          <w:rFonts w:hint="eastAsia"/>
+          <w:szCs w:val="28"/>
+        </w:rPr>
+        <w:t>從北京南下前往江浙一帶，路線整體是偏向東南方向。因此，當詩人跨上馬車、揚起馬鞭時，馬鞭所指向的，正是他那位於東南方的故鄉。</w:t>
       </w:r>
     </w:p>
     <w:p>
@@ -274,18 +271,152 @@
           <w:ilvl w:val="0"/>
           <w:numId w:val="16"/>
         </w:numPr>
-        <w:spacing w:after="0" w:line="360" w:lineRule="exact"/>
-        <w:ind w:leftChars="0" w:left="482" w:right="0" w:hanging="482"/>
-        <w:rPr>
-          <w:szCs w:val="28"/>
-        </w:rPr>
-      </w:pPr>
-      <w:r>
-        <w:rPr>
-          <w:rFonts w:hint="eastAsia"/>
-          <w:szCs w:val="28"/>
-        </w:rPr>
-        <w:t>即：到。</w:t>
+        <w:spacing w:after="0" w:line="480" w:lineRule="exact"/>
+        <w:ind w:leftChars="0" w:left="284" w:right="0" w:hanging="284"/>
+        <w:jc w:val="both"/>
+        <w:rPr>
+          <w:szCs w:val="28"/>
+        </w:rPr>
+      </w:pPr>
+      <w:r>
+        <w:rPr>
+          <w:rFonts w:hint="eastAsia"/>
+          <w:szCs w:val="28"/>
+        </w:rPr>
+        <w:t>即：</w:t>
+      </w:r>
+      <w:r>
+        <w:rPr>
+          <w:rFonts w:hint="eastAsia"/>
+          <w:szCs w:val="28"/>
+        </w:rPr>
+        <w:t>就是，便是</w:t>
+      </w:r>
+      <w:r>
+        <w:rPr>
+          <w:rFonts w:hint="eastAsia"/>
+          <w:szCs w:val="28"/>
+        </w:rPr>
+        <w:t>。</w:t>
+      </w:r>
+      <w:r>
+        <w:rPr>
+          <w:rFonts w:hint="eastAsia"/>
+          <w:szCs w:val="28"/>
+        </w:rPr>
+        <w:t>「即」字在這裡有一種「一動身，前面就是…</w:t>
+      </w:r>
+      <w:proofErr w:type="gramStart"/>
+      <w:r>
+        <w:rPr>
+          <w:rFonts w:hint="eastAsia"/>
+          <w:szCs w:val="28"/>
+        </w:rPr>
+        <w:t>…</w:t>
+      </w:r>
+      <w:proofErr w:type="gramEnd"/>
+      <w:r>
+        <w:rPr>
+          <w:rFonts w:hint="eastAsia"/>
+          <w:szCs w:val="28"/>
+        </w:rPr>
+        <w:t>」的緊迫感與速度感。馬鞭才</w:t>
+      </w:r>
+      <w:proofErr w:type="gramStart"/>
+      <w:r>
+        <w:rPr>
+          <w:rFonts w:hint="eastAsia"/>
+          <w:szCs w:val="28"/>
+        </w:rPr>
+        <w:t>剛往東邊一</w:t>
+      </w:r>
+      <w:proofErr w:type="gramEnd"/>
+      <w:r>
+        <w:rPr>
+          <w:rFonts w:hint="eastAsia"/>
+          <w:szCs w:val="28"/>
+        </w:rPr>
+        <w:t>指，車馬</w:t>
+      </w:r>
+      <w:proofErr w:type="gramStart"/>
+      <w:r>
+        <w:rPr>
+          <w:rFonts w:hint="eastAsia"/>
+          <w:szCs w:val="28"/>
+        </w:rPr>
+        <w:t>一</w:t>
+      </w:r>
+      <w:proofErr w:type="gramEnd"/>
+      <w:r>
+        <w:rPr>
+          <w:rFonts w:hint="eastAsia"/>
+          <w:szCs w:val="28"/>
+        </w:rPr>
+        <w:t>動，眼前所面對的、所走向的，就是無邊無際的遙遠天涯。它模糊了「出發」與「到達」的距離，突顯了離京</w:t>
+      </w:r>
+      <w:proofErr w:type="gramStart"/>
+      <w:r>
+        <w:rPr>
+          <w:rFonts w:hint="eastAsia"/>
+          <w:szCs w:val="28"/>
+        </w:rPr>
+        <w:t>之後天高地迥</w:t>
+      </w:r>
+      <w:proofErr w:type="gramEnd"/>
+      <w:r>
+        <w:rPr>
+          <w:rFonts w:hint="eastAsia"/>
+          <w:szCs w:val="28"/>
+        </w:rPr>
+        <w:t>的茫茫空間感。天高地</w:t>
+      </w:r>
+      <w:proofErr w:type="gramStart"/>
+      <w:r>
+        <w:rPr>
+          <w:rFonts w:hint="eastAsia"/>
+          <w:szCs w:val="28"/>
+        </w:rPr>
+        <w:t>迥</w:t>
+      </w:r>
+      <w:proofErr w:type="gramEnd"/>
+      <w:r>
+        <w:rPr>
+          <w:rFonts w:hint="eastAsia"/>
+          <w:szCs w:val="28"/>
+        </w:rPr>
+        <w:t>（</w:t>
+      </w:r>
+      <w:proofErr w:type="gramStart"/>
+      <w:r>
+        <w:rPr>
+          <w:rFonts w:hint="eastAsia"/>
+          <w:color w:val="FF0000"/>
+          <w:sz w:val="16"/>
+          <w:szCs w:val="16"/>
+        </w:rPr>
+        <w:t>ㄐㄩㄥˇ</w:t>
+      </w:r>
+      <w:proofErr w:type="gramEnd"/>
+      <w:r>
+        <w:rPr>
+          <w:rFonts w:hint="eastAsia"/>
+          <w:szCs w:val="28"/>
+        </w:rPr>
+        <w:t>）：</w:t>
+      </w:r>
+      <w:r>
+        <w:rPr>
+          <w:rFonts w:hint="eastAsia"/>
+          <w:szCs w:val="28"/>
+        </w:rPr>
+        <w:t>形容天地極其廣闊</w:t>
+      </w:r>
+      <w:r>
+        <w:rPr>
+          <w:rFonts w:hint="eastAsia"/>
+          <w:szCs w:val="28"/>
+        </w:rPr>
+        <w:t>。</w:t>
       </w:r>
     </w:p>
     <w:p>
@@ -295,8 +426,9 @@
           <w:ilvl w:val="0"/>
           <w:numId w:val="16"/>
         </w:numPr>
-        <w:spacing w:after="0" w:line="360" w:lineRule="exact"/>
-        <w:ind w:leftChars="0" w:left="482" w:right="0" w:hanging="482"/>
+        <w:spacing w:after="0" w:line="480" w:lineRule="exact"/>
+        <w:ind w:leftChars="0" w:left="284" w:right="0" w:hanging="284"/>
+        <w:jc w:val="both"/>
         <w:rPr>
           <w:szCs w:val="28"/>
         </w:rPr>
@@ -329,8 +461,9 @@
           <w:ilvl w:val="0"/>
           <w:numId w:val="16"/>
         </w:numPr>
-        <w:spacing w:after="0" w:line="360" w:lineRule="exact"/>
-        <w:ind w:leftChars="0" w:left="482" w:right="0" w:hanging="482"/>
+        <w:spacing w:after="0" w:line="480" w:lineRule="exact"/>
+        <w:ind w:leftChars="0" w:left="284" w:right="0" w:hanging="284"/>
+        <w:jc w:val="both"/>
         <w:rPr>
           <w:szCs w:val="28"/>
         </w:rPr>
@@ -350,8 +483,9 @@
           <w:ilvl w:val="0"/>
           <w:numId w:val="16"/>
         </w:numPr>
-        <w:spacing w:after="0" w:line="360" w:lineRule="exact"/>
-        <w:ind w:leftChars="0" w:left="0" w:right="0" w:firstLine="0"/>
+        <w:spacing w:after="0" w:line="480" w:lineRule="exact"/>
+        <w:ind w:leftChars="0" w:left="284" w:right="0" w:hanging="284"/>
+        <w:jc w:val="both"/>
         <w:rPr>
           <w:szCs w:val="28"/>
         </w:rPr>
@@ -378,7 +512,7 @@
           <w:type w:val="continuous"/>
           <w:pgSz w:w="11906" w:h="16838"/>
           <w:pgMar w:top="567" w:right="851" w:bottom="567" w:left="851" w:header="567" w:footer="283" w:gutter="0"/>
-          <w:cols w:num="2" w:space="720"/>
+          <w:cols w:space="720"/>
           <w:docGrid w:linePitch="381"/>
         </w:sectPr>
       </w:pPr>
@@ -404,9 +538,10 @@
     </w:p>
     <w:p>
       <w:pPr>
-        <w:spacing w:after="0" w:line="380" w:lineRule="exact"/>
+        <w:spacing w:after="0" w:line="440" w:lineRule="exact"/>
         <w:ind w:left="0" w:right="0" w:firstLine="0"/>
         <w:rPr>
+          <w:rFonts w:hint="eastAsia"/>
           <w:szCs w:val="28"/>
         </w:rPr>
       </w:pPr>
@@ -422,18 +557,12 @@
           <w:rFonts w:hint="eastAsia"/>
           <w:szCs w:val="28"/>
         </w:rPr>
-        <w:t>浩浩蕩蕩的離別愁緒向着日落西斜的遠處延伸</w:t>
-      </w:r>
-      <w:r>
-        <w:rPr>
-          <w:szCs w:val="28"/>
-        </w:rPr>
-        <w:t>, 離開北京，馬鞭向東一揮，感覺就是人在天涯一般。</w:t>
+        <w:t>帶著無邊無際的離別愁緒，看著夕陽漸漸西下；馬鞭向東一揮，這一離去便彷彿走向了遙遠的天涯海角。</w:t>
       </w:r>
     </w:p>
     <w:p>
       <w:pPr>
-        <w:spacing w:after="0" w:line="380" w:lineRule="exact"/>
+        <w:spacing w:after="0" w:line="440" w:lineRule="exact"/>
         <w:ind w:left="0" w:right="0" w:firstLine="0"/>
         <w:rPr>
           <w:szCs w:val="28"/>
@@ -444,7 +573,46 @@
           <w:rFonts w:hint="eastAsia"/>
           <w:szCs w:val="28"/>
         </w:rPr>
-        <w:t xml:space="preserve">　　我辭官歸鄉，有如從枝頭上掉下來的落花，但它卻不是無情之物，化成了春天的泥土，還能起着培育下一代的作用。</w:t>
+        <w:t xml:space="preserve">　　</w:t>
+      </w:r>
+      <w:r>
+        <w:rPr>
+          <w:rFonts w:hint="eastAsia"/>
+          <w:szCs w:val="28"/>
+        </w:rPr>
+        <w:t>我</w:t>
+      </w:r>
+      <w:proofErr w:type="gramStart"/>
+      <w:r>
+        <w:rPr>
+          <w:rFonts w:hint="eastAsia"/>
+          <w:szCs w:val="28"/>
+        </w:rPr>
+        <w:t>此番辭官</w:t>
+      </w:r>
+      <w:proofErr w:type="gramEnd"/>
+      <w:r>
+        <w:rPr>
+          <w:rFonts w:hint="eastAsia"/>
+          <w:szCs w:val="28"/>
+        </w:rPr>
+        <w:t>歸鄉，恰似那飄落枝頭的紅花。然而，落花並非無情，縱使零落成泥、</w:t>
+      </w:r>
+      <w:proofErr w:type="gramStart"/>
+      <w:r>
+        <w:rPr>
+          <w:rFonts w:hint="eastAsia"/>
+          <w:szCs w:val="28"/>
+        </w:rPr>
+        <w:t>化為春土</w:t>
+      </w:r>
+      <w:proofErr w:type="gramEnd"/>
+      <w:r>
+        <w:rPr>
+          <w:rFonts w:hint="eastAsia"/>
+          <w:szCs w:val="28"/>
+        </w:rPr>
+        <w:t>，也甘願用盡最後的力量，去悉心呵護、滋養明年即將綻放的滿園新芽。</w:t>
       </w:r>
     </w:p>
     <w:p>
@@ -469,8 +637,9 @@
     </w:p>
     <w:p>
       <w:pPr>
-        <w:spacing w:after="0" w:line="380" w:lineRule="exact"/>
+        <w:spacing w:after="0" w:line="480" w:lineRule="exact"/>
         <w:ind w:left="-6" w:right="0" w:hanging="11"/>
+        <w:jc w:val="both"/>
         <w:rPr>
           <w:spacing w:val="-6"/>
           <w:szCs w:val="28"/>
@@ -489,7 +658,41 @@
           <w:spacing w:val="-6"/>
           <w:szCs w:val="28"/>
         </w:rPr>
-        <w:t>這組詩作於清道光十九年己亥（</w:t>
+        <w:t>這組詩作於</w:t>
+      </w:r>
+      <w:r>
+        <w:rPr>
+          <w:rFonts w:hint="eastAsia"/>
+          <w:spacing w:val="-6"/>
+          <w:szCs w:val="28"/>
+          <w:u w:val="single"/>
+        </w:rPr>
+        <w:t>清</w:t>
+      </w:r>
+      <w:r>
+        <w:rPr>
+          <w:rFonts w:hint="eastAsia"/>
+          <w:spacing w:val="-6"/>
+          <w:szCs w:val="28"/>
+        </w:rPr>
+        <w:t xml:space="preserve"> </w:t>
+      </w:r>
+      <w:r>
+        <w:rPr>
+          <w:rFonts w:hint="eastAsia"/>
+          <w:spacing w:val="-6"/>
+          <w:szCs w:val="28"/>
+          <w:u w:val="single"/>
+        </w:rPr>
+        <w:t>道光</w:t>
+      </w:r>
+      <w:r>
+        <w:rPr>
+          <w:rFonts w:hint="eastAsia"/>
+          <w:spacing w:val="-6"/>
+          <w:szCs w:val="28"/>
+        </w:rPr>
+        <w:t>十九年己亥（</w:t>
       </w:r>
       <w:r>
         <w:rPr>
@@ -604,16 +807,14 @@
         </w:rPr>
         <w:t>簍</w:t>
       </w:r>
-      <w:proofErr w:type="gramStart"/>
-      <w:r>
-        <w:rPr>
-          <w:rFonts w:hint="eastAsia"/>
-          <w:spacing w:val="-6"/>
-          <w:szCs w:val="28"/>
-        </w:rPr>
-        <w:t>裏</w:t>
-      </w:r>
-      <w:proofErr w:type="gramEnd"/>
+      <w:r>
+        <w:rPr>
+          <w:rFonts w:hint="eastAsia"/>
+          <w:spacing w:val="-6"/>
+          <w:szCs w:val="28"/>
+        </w:rPr>
+        <w:t>裡</w:t>
+      </w:r>
       <w:r>
         <w:rPr>
           <w:rFonts w:hint="eastAsia"/>
@@ -668,8 +869,9 @@
     </w:p>
     <w:p>
       <w:pPr>
-        <w:spacing w:after="0" w:line="380" w:lineRule="exact"/>
+        <w:spacing w:after="0" w:line="480" w:lineRule="exact"/>
         <w:ind w:left="0" w:right="0" w:firstLine="0"/>
+        <w:jc w:val="both"/>
         <w:rPr>
           <w:spacing w:val="-6"/>
           <w:szCs w:val="28"/>
@@ -690,6 +892,23 @@
           <w:szCs w:val="28"/>
           <w:u w:val="single"/>
         </w:rPr>
+        <w:t>清代</w:t>
+      </w:r>
+      <w:r>
+        <w:rPr>
+          <w:rFonts w:hint="eastAsia"/>
+          <w:spacing w:val="-6"/>
+          <w:szCs w:val="28"/>
+        </w:rPr>
+        <w:t>文學家</w:t>
+      </w:r>
+      <w:r>
+        <w:rPr>
+          <w:rFonts w:hint="eastAsia"/>
+          <w:spacing w:val="-6"/>
+          <w:szCs w:val="28"/>
+          <w:u w:val="single"/>
+        </w:rPr>
         <w:t>龔自珍</w:t>
       </w:r>
       <w:r>
@@ -698,22 +917,16 @@
           <w:spacing w:val="-6"/>
           <w:szCs w:val="28"/>
         </w:rPr>
-        <w:t>（</w:t>
-      </w:r>
-      <w:r>
-        <w:rPr>
-          <w:spacing w:val="-6"/>
-          <w:szCs w:val="28"/>
-        </w:rPr>
-        <w:t>1792～1841），字</w:t>
+        <w:t>的《己亥雜詩》，寫於他</w:t>
       </w:r>
       <w:proofErr w:type="gramStart"/>
       <w:r>
         <w:rPr>
-          <w:spacing w:val="-6"/>
-          <w:szCs w:val="28"/>
-        </w:rPr>
-        <w:t>璱</w:t>
+          <w:rFonts w:hint="eastAsia"/>
+          <w:spacing w:val="-6"/>
+          <w:szCs w:val="28"/>
+        </w:rPr>
+        <w:t>辭官南歸</w:t>
       </w:r>
       <w:proofErr w:type="gramEnd"/>
       <w:r>
@@ -722,242 +935,22 @@
           <w:spacing w:val="-6"/>
           <w:szCs w:val="28"/>
         </w:rPr>
-        <w:t>(</w:t>
-      </w:r>
-      <w:proofErr w:type="gramStart"/>
-      <w:r>
-        <w:rPr>
-          <w:rFonts w:hint="eastAsia"/>
-          <w:color w:val="FF0000"/>
-          <w:spacing w:val="-6"/>
-          <w:sz w:val="16"/>
-          <w:szCs w:val="16"/>
-        </w:rPr>
-        <w:t>ㄙㄜˋ</w:t>
-      </w:r>
-      <w:proofErr w:type="gramEnd"/>
-      <w:r>
-        <w:rPr>
-          <w:rFonts w:hint="eastAsia"/>
-          <w:spacing w:val="-6"/>
-          <w:szCs w:val="28"/>
-        </w:rPr>
-        <w:t>)</w:t>
-      </w:r>
-      <w:r>
-        <w:rPr>
-          <w:spacing w:val="-6"/>
-          <w:szCs w:val="28"/>
-        </w:rPr>
-        <w:t>人，</w:t>
-      </w:r>
-      <w:r>
-        <w:rPr>
-          <w:spacing w:val="-6"/>
-          <w:szCs w:val="28"/>
-          <w:u w:val="single"/>
-        </w:rPr>
-        <w:t>浙江仁和</w:t>
-      </w:r>
-      <w:r>
-        <w:rPr>
-          <w:spacing w:val="-6"/>
-          <w:szCs w:val="28"/>
-        </w:rPr>
-        <w:t>（今</w:t>
-      </w:r>
-      <w:r>
-        <w:rPr>
-          <w:spacing w:val="-6"/>
-          <w:szCs w:val="28"/>
-          <w:u w:val="single"/>
-        </w:rPr>
-        <w:t>杭州</w:t>
-      </w:r>
-      <w:r>
-        <w:rPr>
-          <w:spacing w:val="-6"/>
-          <w:szCs w:val="28"/>
-        </w:rPr>
-        <w:t>）人，晚清</w:t>
-      </w:r>
-      <w:r>
-        <w:rPr>
-          <w:rFonts w:hint="eastAsia"/>
-          <w:spacing w:val="-6"/>
-          <w:szCs w:val="28"/>
-        </w:rPr>
-        <w:t>啓蒙思想家，史學家。</w:t>
-      </w:r>
-      <w:r>
-        <w:rPr>
-          <w:rFonts w:hint="eastAsia"/>
-          <w:spacing w:val="-6"/>
-          <w:szCs w:val="28"/>
-          <w:u w:val="single"/>
-        </w:rPr>
-        <w:t>龔自珍</w:t>
-      </w:r>
-      <w:r>
-        <w:rPr>
-          <w:rFonts w:hint="eastAsia"/>
-          <w:spacing w:val="-6"/>
-          <w:szCs w:val="28"/>
-        </w:rPr>
-        <w:t>出生於官宦學者家庭，他從小就受到了嚴格的“小學”訓練。</w:t>
-      </w:r>
-      <w:r>
-        <w:rPr>
-          <w:spacing w:val="-6"/>
-          <w:szCs w:val="28"/>
-        </w:rPr>
-        <w:t>27歲</w:t>
-      </w:r>
-      <w:r>
-        <w:rPr>
-          <w:rFonts w:hint="eastAsia"/>
-          <w:spacing w:val="-6"/>
-          <w:szCs w:val="28"/>
-        </w:rPr>
-        <w:t>爲舉人，但直到十一年後才中進士。他深刻認識到</w:t>
-      </w:r>
-      <w:r>
-        <w:rPr>
-          <w:rFonts w:hint="eastAsia"/>
-          <w:spacing w:val="-6"/>
-          <w:szCs w:val="28"/>
-          <w:u w:val="single"/>
-        </w:rPr>
-        <w:t>清</w:t>
-      </w:r>
-      <w:r>
-        <w:rPr>
-          <w:rFonts w:hint="eastAsia"/>
-          <w:spacing w:val="-6"/>
-          <w:szCs w:val="28"/>
-        </w:rPr>
-        <w:t>末政治的腐敗，要求改革；他一生仕途不順，一直只擔任卑微的官職，最終</w:t>
-      </w:r>
-      <w:proofErr w:type="gramStart"/>
-      <w:r>
-        <w:rPr>
-          <w:rFonts w:hint="eastAsia"/>
-          <w:spacing w:val="-6"/>
-          <w:szCs w:val="28"/>
-        </w:rPr>
-        <w:t>棄官南歸</w:t>
-      </w:r>
-      <w:proofErr w:type="gramEnd"/>
-      <w:r>
-        <w:rPr>
-          <w:rFonts w:hint="eastAsia"/>
-          <w:spacing w:val="-6"/>
-          <w:szCs w:val="28"/>
-        </w:rPr>
-        <w:t>。</w:t>
-      </w:r>
-      <w:r>
-        <w:rPr>
-          <w:rFonts w:hint="eastAsia"/>
-          <w:spacing w:val="-6"/>
-          <w:szCs w:val="28"/>
-          <w:u w:val="single"/>
-        </w:rPr>
-        <w:t>龔自珍</w:t>
-      </w:r>
-      <w:r>
-        <w:rPr>
-          <w:rFonts w:hint="eastAsia"/>
-          <w:spacing w:val="-6"/>
-          <w:szCs w:val="28"/>
-        </w:rPr>
-        <w:t>支持</w:t>
-      </w:r>
-      <w:r>
-        <w:rPr>
-          <w:rFonts w:hint="eastAsia"/>
-          <w:spacing w:val="-6"/>
-          <w:szCs w:val="28"/>
-          <w:u w:val="single"/>
-        </w:rPr>
-        <w:t>林則徐</w:t>
-      </w:r>
-      <w:r>
-        <w:rPr>
-          <w:rFonts w:hint="eastAsia"/>
-          <w:spacing w:val="-6"/>
-          <w:szCs w:val="28"/>
-        </w:rPr>
-        <w:t>查禁鴉片，並建議</w:t>
-      </w:r>
-      <w:r>
-        <w:rPr>
-          <w:rFonts w:hint="eastAsia"/>
-          <w:spacing w:val="-6"/>
-          <w:szCs w:val="28"/>
-          <w:u w:val="single"/>
-        </w:rPr>
-        <w:t>林則徐</w:t>
-      </w:r>
-      <w:r>
-        <w:rPr>
-          <w:rFonts w:hint="eastAsia"/>
-          <w:spacing w:val="-6"/>
-          <w:szCs w:val="28"/>
-        </w:rPr>
-        <w:t>加強軍事設施，做好抗擊</w:t>
-      </w:r>
-      <w:r>
-        <w:rPr>
-          <w:rFonts w:hint="eastAsia"/>
-          <w:spacing w:val="-6"/>
-          <w:szCs w:val="28"/>
-          <w:u w:val="single"/>
-        </w:rPr>
-        <w:t>英國</w:t>
-      </w:r>
-      <w:r>
-        <w:rPr>
-          <w:rFonts w:hint="eastAsia"/>
-          <w:spacing w:val="-6"/>
-          <w:szCs w:val="28"/>
-        </w:rPr>
-        <w:t>侵略者的準備。</w:t>
-      </w:r>
-      <w:r>
-        <w:rPr>
-          <w:rFonts w:hint="eastAsia"/>
-          <w:spacing w:val="-6"/>
-          <w:szCs w:val="28"/>
-          <w:u w:val="single"/>
-        </w:rPr>
-        <w:t>龔自珍</w:t>
-      </w:r>
-      <w:r>
-        <w:rPr>
-          <w:rFonts w:hint="eastAsia"/>
-          <w:spacing w:val="-6"/>
-          <w:szCs w:val="28"/>
-        </w:rPr>
-        <w:t>一生追求“更法”，雖</w:t>
-      </w:r>
-      <w:proofErr w:type="gramStart"/>
-      <w:r>
-        <w:rPr>
-          <w:rFonts w:hint="eastAsia"/>
-          <w:spacing w:val="-6"/>
-          <w:szCs w:val="28"/>
-        </w:rPr>
-        <w:t>至死未得</w:t>
-      </w:r>
-      <w:proofErr w:type="gramEnd"/>
-      <w:r>
-        <w:rPr>
-          <w:rFonts w:hint="eastAsia"/>
-          <w:spacing w:val="-6"/>
-          <w:szCs w:val="28"/>
-        </w:rPr>
-        <w:t>實現，但在許多方面產生了有益的影響。在社會觀上，他指出社會動亂的根源在於貧富不均，要求改革科舉制，多方</w:t>
+        <w:t>的途中。這首著名的「其五」</w:t>
+      </w:r>
+      <w:r>
+        <w:rPr>
+          <w:spacing w:val="-6"/>
+          <w:szCs w:val="28"/>
+        </w:rPr>
+        <w:br/>
+      </w:r>
+      <w:r>
+        <w:rPr>
+          <w:rFonts w:hint="eastAsia"/>
+          <w:spacing w:val="-6"/>
+          <w:szCs w:val="28"/>
+        </w:rPr>
+        <w:t>，不僅是詩人告別政壇的宣言，更是一首將個人離愁</w:t>
       </w:r>
       <w:r>
         <w:rPr>
@@ -967,15 +960,33 @@
           <w:spacing w:val="-6"/>
           <w:szCs w:val="28"/>
         </w:rPr>
-        <w:t>羅致</w:t>
-      </w:r>
-      <w:r>
-        <w:rPr>
-          <w:rFonts w:hint="eastAsia"/>
-          <w:spacing w:val="-6"/>
-          <w:szCs w:val="28"/>
-        </w:rPr>
-        <w:t>“</w:t>
+        <w:t>昇華</w:t>
+      </w:r>
+      <w:r>
+        <w:rPr>
+          <w:rFonts w:hint="eastAsia"/>
+          <w:spacing w:val="-6"/>
+          <w:szCs w:val="28"/>
+        </w:rPr>
+        <w:t>為偉大奉獻的生命之歌。</w:t>
+      </w:r>
+      <w:proofErr w:type="gramStart"/>
+      <w:r>
+        <w:rPr>
+          <w:rFonts w:hint="eastAsia"/>
+          <w:spacing w:val="-6"/>
+          <w:szCs w:val="28"/>
+        </w:rPr>
+        <w:t>全詩僅僅</w:t>
+      </w:r>
+      <w:proofErr w:type="gramEnd"/>
+      <w:r>
+        <w:rPr>
+          <w:rFonts w:hint="eastAsia"/>
+          <w:spacing w:val="-6"/>
+          <w:szCs w:val="28"/>
+        </w:rPr>
+        <w:t>二十八字，卻有著極為</w:t>
       </w:r>
       <w:r>
         <w:rPr>
@@ -985,47 +996,123 @@
           <w:spacing w:val="-6"/>
           <w:szCs w:val="28"/>
         </w:rPr>
-        <w:t>通經致用</w:t>
-      </w:r>
-      <w:r>
-        <w:rPr>
-          <w:rFonts w:hint="eastAsia"/>
-          <w:spacing w:val="-6"/>
-          <w:szCs w:val="28"/>
-        </w:rPr>
-        <w:t>”的人才。</w:t>
-      </w:r>
-      <w:r>
-        <w:rPr>
-          <w:rFonts w:hint="eastAsia"/>
-          <w:spacing w:val="-6"/>
-          <w:szCs w:val="28"/>
-          <w:u w:val="single"/>
-        </w:rPr>
-        <w:t>龔</w:t>
-      </w:r>
-      <w:r>
-        <w:rPr>
-          <w:spacing w:val="-6"/>
-          <w:szCs w:val="28"/>
-          <w:u w:val="single"/>
-        </w:rPr>
-        <w:t>自珍</w:t>
-      </w:r>
-      <w:r>
-        <w:rPr>
-          <w:spacing w:val="-6"/>
-          <w:szCs w:val="28"/>
-        </w:rPr>
-        <w:t>的詩作頗豐，大多</w:t>
-      </w:r>
-      <w:r>
-        <w:rPr>
-          <w:rFonts w:hint="eastAsia"/>
-          <w:spacing w:val="-6"/>
-          <w:szCs w:val="28"/>
-        </w:rPr>
-        <w:t>爲</w:t>
+        <w:t>激盪</w:t>
+      </w:r>
+      <w:r>
+        <w:rPr>
+          <w:rFonts w:hint="eastAsia"/>
+          <w:spacing w:val="-6"/>
+          <w:szCs w:val="28"/>
+        </w:rPr>
+        <w:t>的情感轉折與深</w:t>
+      </w:r>
+      <w:proofErr w:type="gramStart"/>
+      <w:r>
+        <w:rPr>
+          <w:rFonts w:hint="eastAsia"/>
+          <w:spacing w:val="-6"/>
+          <w:szCs w:val="28"/>
+        </w:rPr>
+        <w:t>沉</w:t>
+      </w:r>
+      <w:proofErr w:type="gramEnd"/>
+      <w:r>
+        <w:rPr>
+          <w:rFonts w:hint="eastAsia"/>
+          <w:spacing w:val="-6"/>
+          <w:szCs w:val="28"/>
+        </w:rPr>
+        <w:t>的人生哲理。</w:t>
+      </w:r>
+    </w:p>
+    <w:p>
+      <w:pPr>
+        <w:spacing w:after="0" w:line="480" w:lineRule="exact"/>
+        <w:ind w:left="0" w:right="0" w:firstLine="0"/>
+        <w:jc w:val="both"/>
+        <w:rPr>
+          <w:spacing w:val="-6"/>
+          <w:szCs w:val="28"/>
+        </w:rPr>
+      </w:pPr>
+      <w:r>
+        <w:rPr>
+          <w:rFonts w:hint="eastAsia"/>
+          <w:spacing w:val="-6"/>
+          <w:szCs w:val="28"/>
+        </w:rPr>
+        <w:t xml:space="preserve">　　</w:t>
+      </w:r>
+      <w:r>
+        <w:rPr>
+          <w:rFonts w:hint="eastAsia"/>
+          <w:spacing w:val="-6"/>
+          <w:szCs w:val="28"/>
+        </w:rPr>
+        <w:t>詩的前兩句「浩蕩離愁白日斜</w:t>
+      </w:r>
+      <w:proofErr w:type="gramStart"/>
+      <w:r>
+        <w:rPr>
+          <w:rFonts w:hint="eastAsia"/>
+          <w:spacing w:val="-6"/>
+          <w:szCs w:val="28"/>
+        </w:rPr>
+        <w:t>，吟鞭東</w:t>
+      </w:r>
+      <w:proofErr w:type="gramEnd"/>
+      <w:r>
+        <w:rPr>
+          <w:rFonts w:hint="eastAsia"/>
+          <w:spacing w:val="-6"/>
+          <w:szCs w:val="28"/>
+        </w:rPr>
+        <w:t>指即天涯」，劈頭寫出滿懷的離情別</w:t>
+      </w:r>
+      <w:proofErr w:type="gramStart"/>
+      <w:r>
+        <w:rPr>
+          <w:rFonts w:hint="eastAsia"/>
+          <w:spacing w:val="-6"/>
+          <w:szCs w:val="28"/>
+        </w:rPr>
+        <w:t>緒</w:t>
+      </w:r>
+      <w:proofErr w:type="gramEnd"/>
+      <w:r>
+        <w:rPr>
+          <w:rFonts w:hint="eastAsia"/>
+          <w:spacing w:val="-6"/>
+          <w:szCs w:val="28"/>
+        </w:rPr>
+        <w:t>。「浩蕩」二字，將抽象</w:t>
+      </w:r>
+      <w:proofErr w:type="gramStart"/>
+      <w:r>
+        <w:rPr>
+          <w:rFonts w:hint="eastAsia"/>
+          <w:spacing w:val="-6"/>
+          <w:szCs w:val="28"/>
+        </w:rPr>
+        <w:t>的愁思具體化</w:t>
+      </w:r>
+      <w:proofErr w:type="gramEnd"/>
+      <w:r>
+        <w:rPr>
+          <w:rFonts w:hint="eastAsia"/>
+          <w:spacing w:val="-6"/>
+          <w:szCs w:val="28"/>
+        </w:rPr>
+        <w:t>，宛如滾滾江水般洶湧而來；此時恰逢「白日</w:t>
+      </w:r>
+      <w:r>
+        <w:rPr>
+          <w:rFonts w:hint="eastAsia"/>
+          <w:spacing w:val="-6"/>
+          <w:szCs w:val="28"/>
+        </w:rPr>
+        <w:lastRenderedPageBreak/>
+        <w:t>斜」，昏黃的落日更為這場告別增添了幾分</w:t>
       </w:r>
       <w:r>
         <w:rPr>
@@ -1035,550 +1122,289 @@
           <w:spacing w:val="-6"/>
           <w:szCs w:val="28"/>
         </w:rPr>
-        <w:t>鍼砭</w:t>
-      </w:r>
-      <w:r>
-        <w:rPr>
-          <w:rFonts w:hint="eastAsia"/>
-          <w:spacing w:val="-6"/>
-          <w:szCs w:val="28"/>
-        </w:rPr>
-        <w:t>時弊的作品。</w:t>
+        <w:t>蒼茫</w:t>
+      </w:r>
+      <w:r>
+        <w:rPr>
+          <w:rFonts w:hint="eastAsia"/>
+          <w:spacing w:val="-6"/>
+          <w:szCs w:val="28"/>
+        </w:rPr>
+        <w:t>與悲涼。詩人跨上馬背，馬鞭向東一指，前方就是無邊無際的天涯海角。這兩句成功勾勒出一位孤獨政治家在理想幻滅後</w:t>
+      </w:r>
+      <w:r>
+        <w:rPr>
+          <w:spacing w:val="-6"/>
+          <w:szCs w:val="28"/>
+        </w:rPr>
+        <w:br/>
+      </w:r>
+      <w:r>
+        <w:rPr>
+          <w:rFonts w:hint="eastAsia"/>
+          <w:spacing w:val="-6"/>
+          <w:szCs w:val="28"/>
+        </w:rPr>
+        <w:t>，</w:t>
+      </w:r>
+      <w:r>
+        <w:rPr>
+          <w:rFonts w:hint="eastAsia"/>
+          <w:b/>
+          <w:bCs/>
+          <w:spacing w:val="-6"/>
+          <w:szCs w:val="28"/>
+        </w:rPr>
+        <w:t>黯然</w:t>
+      </w:r>
+      <w:r>
+        <w:rPr>
+          <w:rFonts w:hint="eastAsia"/>
+          <w:spacing w:val="-6"/>
+          <w:szCs w:val="28"/>
+        </w:rPr>
+        <w:t>離開京城的</w:t>
+      </w:r>
+      <w:r>
+        <w:rPr>
+          <w:rFonts w:hint="eastAsia"/>
+          <w:b/>
+          <w:bCs/>
+          <w:spacing w:val="-6"/>
+          <w:szCs w:val="28"/>
+        </w:rPr>
+        <w:t>落寞</w:t>
+      </w:r>
+      <w:r>
+        <w:rPr>
+          <w:rFonts w:hint="eastAsia"/>
+          <w:spacing w:val="-6"/>
+          <w:szCs w:val="28"/>
+        </w:rPr>
+        <w:t>身影。</w:t>
       </w:r>
     </w:p>
     <w:p>
       <w:pPr>
-        <w:spacing w:beforeLines="50" w:before="120" w:after="0" w:line="400" w:lineRule="exact"/>
+        <w:spacing w:after="0" w:line="480" w:lineRule="exact"/>
         <w:ind w:left="0" w:right="0" w:firstLine="0"/>
-        <w:rPr>
-          <w:sz w:val="24"/>
-          <w:szCs w:val="24"/>
-        </w:rPr>
-      </w:pPr>
-      <w:r>
-        <w:rPr>
-          <w:rFonts w:hint="eastAsia"/>
-          <w:sz w:val="32"/>
-          <w:szCs w:val="32"/>
-          <w:bdr w:val="single" w:sz="4" w:space="0" w:color="auto"/>
-        </w:rPr>
-        <w:t>賞析</w:t>
-      </w:r>
-      <w:r>
-        <w:rPr>
-          <w:rFonts w:hint="eastAsia"/>
-          <w:sz w:val="32"/>
-          <w:szCs w:val="32"/>
-          <w:bdr w:val="single" w:sz="4" w:space="0" w:color="auto"/>
-        </w:rPr>
-        <w:t xml:space="preserve"> </w:t>
+        <w:jc w:val="both"/>
+        <w:rPr>
+          <w:spacing w:val="-6"/>
+          <w:szCs w:val="28"/>
+        </w:rPr>
+      </w:pPr>
+      <w:r>
+        <w:rPr>
+          <w:rFonts w:hint="eastAsia"/>
+          <w:spacing w:val="-6"/>
+          <w:szCs w:val="28"/>
+        </w:rPr>
+        <w:t xml:space="preserve">　　</w:t>
+      </w:r>
+      <w:r>
+        <w:rPr>
+          <w:rFonts w:hint="eastAsia"/>
+          <w:spacing w:val="-6"/>
+          <w:szCs w:val="28"/>
+        </w:rPr>
+        <w:t>然而，這首詩能傳誦千古，關鍵在於後兩句的驚人轉折：「落紅不是無情物，化作春泥更護花」。</w:t>
       </w:r>
     </w:p>
     <w:p>
       <w:pPr>
-        <w:spacing w:after="0" w:line="360" w:lineRule="exact"/>
-        <w:ind w:left="-6" w:right="0" w:hanging="11"/>
-        <w:rPr>
-          <w:szCs w:val="28"/>
-        </w:rPr>
-      </w:pPr>
-      <w:r>
-        <w:rPr>
-          <w:rFonts w:hint="eastAsia"/>
-          <w:szCs w:val="28"/>
-        </w:rPr>
-        <w:t xml:space="preserve">　</w:t>
-      </w:r>
-      <w:r>
-        <w:rPr>
-          <w:rFonts w:hint="eastAsia"/>
-          <w:szCs w:val="28"/>
-        </w:rPr>
-        <w:t xml:space="preserve">　</w:t>
-      </w:r>
-      <w:r>
-        <w:rPr>
-          <w:rFonts w:hint="eastAsia"/>
-          <w:szCs w:val="28"/>
-        </w:rPr>
-        <w:t>這首詩是《己亥雜詩》的第五首，寫詩人離京的感受。雖然載着“浩蕩離愁”，卻表示仍然要爲國爲民</w:t>
-      </w:r>
-      <w:r>
-        <w:rPr>
-          <w:rFonts w:hint="eastAsia"/>
-          <w:szCs w:val="28"/>
-        </w:rPr>
-        <w:t>盡</w:t>
-      </w:r>
-      <w:r>
-        <w:rPr>
-          <w:rFonts w:hint="eastAsia"/>
-          <w:szCs w:val="28"/>
-        </w:rPr>
-        <w:t>自己最後一份心力。</w:t>
+        <w:spacing w:after="0" w:line="480" w:lineRule="exact"/>
+        <w:ind w:left="0" w:right="0" w:firstLine="0"/>
+        <w:jc w:val="both"/>
+        <w:rPr>
+          <w:spacing w:val="-6"/>
+          <w:szCs w:val="28"/>
+        </w:rPr>
+      </w:pPr>
+      <w:r>
+        <w:rPr>
+          <w:rFonts w:hint="eastAsia"/>
+          <w:spacing w:val="-6"/>
+          <w:szCs w:val="28"/>
+        </w:rPr>
+        <w:t xml:space="preserve">　　</w:t>
+      </w:r>
+      <w:r>
+        <w:rPr>
+          <w:rFonts w:hint="eastAsia"/>
+          <w:spacing w:val="-6"/>
+          <w:szCs w:val="28"/>
+        </w:rPr>
+        <w:t>古人見落花多傷春、感嘆生命消逝，</w:t>
+      </w:r>
+      <w:r>
+        <w:rPr>
+          <w:rFonts w:hint="eastAsia"/>
+          <w:spacing w:val="-6"/>
+          <w:szCs w:val="28"/>
+          <w:u w:val="single"/>
+        </w:rPr>
+        <w:t>龔自珍</w:t>
+      </w:r>
+      <w:r>
+        <w:rPr>
+          <w:rFonts w:hint="eastAsia"/>
+          <w:spacing w:val="-6"/>
+          <w:szCs w:val="28"/>
+        </w:rPr>
+        <w:t>卻反其道而行。他將自己比作那離開枝頭的「落紅」（落花），雖然身處邊緣、遠離權力核心，但這絕非出於無情。相反地</w:t>
+      </w:r>
+      <w:r>
+        <w:rPr>
+          <w:spacing w:val="-6"/>
+          <w:szCs w:val="28"/>
+        </w:rPr>
+        <w:br/>
+      </w:r>
+      <w:r>
+        <w:rPr>
+          <w:rFonts w:hint="eastAsia"/>
+          <w:spacing w:val="-6"/>
+          <w:szCs w:val="28"/>
+        </w:rPr>
+        <w:t>，他看見了落花更深遠的生命價值</w:t>
+      </w:r>
+      <w:r>
+        <w:rPr>
+          <w:rFonts w:hint="eastAsia"/>
+          <w:spacing w:val="-6"/>
+          <w:szCs w:val="28"/>
+        </w:rPr>
+        <w:t>--</w:t>
+      </w:r>
+      <w:r>
+        <w:rPr>
+          <w:rFonts w:hint="eastAsia"/>
+          <w:spacing w:val="-6"/>
+          <w:szCs w:val="28"/>
+        </w:rPr>
+        <w:t>即使身軀碎裂、腐爛，融入春天的泥土中，它也甘願化作最深</w:t>
+      </w:r>
+      <w:proofErr w:type="gramStart"/>
+      <w:r>
+        <w:rPr>
+          <w:rFonts w:hint="eastAsia"/>
+          <w:spacing w:val="-6"/>
+          <w:szCs w:val="28"/>
+        </w:rPr>
+        <w:t>沉</w:t>
+      </w:r>
+      <w:proofErr w:type="gramEnd"/>
+      <w:r>
+        <w:rPr>
+          <w:rFonts w:hint="eastAsia"/>
+          <w:spacing w:val="-6"/>
+          <w:szCs w:val="28"/>
+        </w:rPr>
+        <w:t>的養分，默默地去悉心培育、呵護明年即將綻放</w:t>
+      </w:r>
+      <w:proofErr w:type="gramStart"/>
+      <w:r>
+        <w:rPr>
+          <w:rFonts w:hint="eastAsia"/>
+          <w:spacing w:val="-6"/>
+          <w:szCs w:val="28"/>
+        </w:rPr>
+        <w:t>的新花</w:t>
+      </w:r>
+      <w:proofErr w:type="gramEnd"/>
+      <w:r>
+        <w:rPr>
+          <w:rFonts w:hint="eastAsia"/>
+          <w:spacing w:val="-6"/>
+          <w:szCs w:val="28"/>
+        </w:rPr>
+        <w:t>。</w:t>
       </w:r>
     </w:p>
     <w:p>
       <w:pPr>
-        <w:spacing w:after="0" w:line="360" w:lineRule="exact"/>
-        <w:ind w:left="-6" w:right="0" w:hanging="11"/>
-        <w:rPr>
-          <w:szCs w:val="28"/>
-        </w:rPr>
-      </w:pPr>
-      <w:r>
-        <w:rPr>
-          <w:rFonts w:hint="eastAsia"/>
-          <w:szCs w:val="28"/>
-        </w:rPr>
-        <w:t xml:space="preserve">　　詩的前兩句抒情敘事，在無限感慨中表現出</w:t>
-      </w:r>
-      <w:r>
-        <w:rPr>
-          <w:rFonts w:hint="eastAsia"/>
-          <w:b/>
-          <w:bCs/>
-          <w:szCs w:val="28"/>
-        </w:rPr>
-        <w:t>豪放灑脫</w:t>
-      </w:r>
-      <w:r>
-        <w:rPr>
-          <w:rFonts w:hint="eastAsia"/>
-          <w:szCs w:val="28"/>
-        </w:rPr>
-        <w:t>的氣概。一方面，離別是憂傷的，畢竟自己</w:t>
-      </w:r>
-      <w:r>
-        <w:rPr>
-          <w:rFonts w:hint="eastAsia"/>
-          <w:b/>
-          <w:bCs/>
-          <w:szCs w:val="28"/>
-        </w:rPr>
-        <w:t>寓居</w:t>
-      </w:r>
-      <w:r>
-        <w:rPr>
-          <w:rFonts w:hint="eastAsia"/>
-          <w:szCs w:val="28"/>
-        </w:rPr>
-        <w:t>京城多年，故友如雲，往事如煙；另一方面，離別是輕鬆愉快的，畢竟自己逃出了令人</w:t>
-      </w:r>
-      <w:r>
-        <w:rPr>
-          <w:rFonts w:hint="eastAsia"/>
-          <w:b/>
-          <w:bCs/>
-          <w:szCs w:val="28"/>
-        </w:rPr>
-        <w:t>桎梏</w:t>
-      </w:r>
-      <w:r>
-        <w:rPr>
-          <w:rFonts w:hint="eastAsia"/>
-          <w:szCs w:val="28"/>
-        </w:rPr>
-        <w:t>的</w:t>
-      </w:r>
-      <w:r>
-        <w:rPr>
-          <w:rFonts w:hint="eastAsia"/>
-          <w:b/>
-          <w:bCs/>
-          <w:szCs w:val="28"/>
-        </w:rPr>
-        <w:t>樊籠</w:t>
-      </w:r>
-      <w:r>
-        <w:rPr>
-          <w:rFonts w:hint="eastAsia"/>
-          <w:szCs w:val="28"/>
-        </w:rPr>
-        <w:t>，可以回到外面的世界</w:t>
+        <w:spacing w:after="0" w:line="480" w:lineRule="exact"/>
+        <w:ind w:left="0" w:right="0" w:firstLine="0"/>
+        <w:jc w:val="both"/>
+        <w:rPr>
+          <w:rFonts w:hint="eastAsia"/>
+          <w:szCs w:val="28"/>
+        </w:rPr>
+      </w:pPr>
+      <w:r>
+        <w:rPr>
+          <w:rFonts w:hint="eastAsia"/>
+          <w:spacing w:val="-6"/>
+          <w:szCs w:val="28"/>
+        </w:rPr>
+        <w:t xml:space="preserve">　　</w:t>
+      </w:r>
+      <w:r>
+        <w:rPr>
+          <w:rFonts w:hint="eastAsia"/>
+          <w:spacing w:val="-6"/>
+          <w:szCs w:val="28"/>
+        </w:rPr>
+        <w:t>這首詩的偉大之處，在於它將私人的「離愁」轉化為對社會、對下一代的「大愛」。</w:t>
+      </w:r>
+      <w:r>
+        <w:rPr>
+          <w:rFonts w:hint="eastAsia"/>
+          <w:spacing w:val="-6"/>
+          <w:szCs w:val="28"/>
+          <w:u w:val="single"/>
+        </w:rPr>
+        <w:t>龔自珍</w:t>
+      </w:r>
+      <w:r>
+        <w:rPr>
+          <w:rFonts w:hint="eastAsia"/>
+          <w:spacing w:val="-6"/>
+          <w:szCs w:val="28"/>
+        </w:rPr>
+        <w:t>雖然被迫離開朝廷，但他對國家改良的理想從未熄滅，他將希望寄託在未來的年輕一輩（新花）身上。這種「甘願為泥、大公無私」的精神，跨越了時代的限制，成為無數燃燒自己、照亮他人的奉獻者（如教育工作者）最崇高的精神寫照。</w:t>
       </w:r>
       <w:proofErr w:type="gramStart"/>
       <w:r>
         <w:rPr>
           <w:rFonts w:hint="eastAsia"/>
-          <w:szCs w:val="28"/>
-        </w:rPr>
-        <w:t>裏</w:t>
+          <w:spacing w:val="-6"/>
+          <w:szCs w:val="28"/>
+        </w:rPr>
+        <w:t>全詩由悲轉壯</w:t>
       </w:r>
       <w:proofErr w:type="gramEnd"/>
       <w:r>
         <w:rPr>
           <w:rFonts w:hint="eastAsia"/>
-          <w:szCs w:val="28"/>
-        </w:rPr>
-        <w:t>另有一番作爲。這樣，離別的愁緒就和</w:t>
+          <w:spacing w:val="-6"/>
+          <w:szCs w:val="28"/>
+        </w:rPr>
+        <w:t>，格局頓時</w:t>
       </w:r>
       <w:proofErr w:type="gramStart"/>
       <w:r>
         <w:rPr>
           <w:rFonts w:hint="eastAsia"/>
-          <w:szCs w:val="28"/>
-        </w:rPr>
-        <w:t>迴</w:t>
+          <w:spacing w:val="-6"/>
+          <w:szCs w:val="28"/>
+        </w:rPr>
+        <w:t>開闊，</w:t>
       </w:r>
       <w:proofErr w:type="gramEnd"/>
       <w:r>
         <w:rPr>
           <w:rFonts w:hint="eastAsia"/>
-          <w:szCs w:val="28"/>
-        </w:rPr>
-        <w:t>歸的喜悅交織在一起，既有“浩蕩離愁”，又有</w:t>
-      </w:r>
-      <w:proofErr w:type="gramStart"/>
-      <w:r>
-        <w:rPr>
-          <w:rFonts w:hint="eastAsia"/>
-          <w:szCs w:val="28"/>
-        </w:rPr>
-        <w:t>“吟鞭東</w:t>
-      </w:r>
-      <w:proofErr w:type="gramEnd"/>
-      <w:r>
-        <w:rPr>
-          <w:rFonts w:hint="eastAsia"/>
-          <w:szCs w:val="28"/>
-        </w:rPr>
-        <w:t>指”；既有白日西斜，又有廣闊天涯。這兩</w:t>
-      </w:r>
-      <w:proofErr w:type="gramStart"/>
-      <w:r>
-        <w:rPr>
-          <w:rFonts w:hint="eastAsia"/>
-          <w:szCs w:val="28"/>
-        </w:rPr>
-        <w:t>個</w:t>
-      </w:r>
-      <w:proofErr w:type="gramEnd"/>
-      <w:r>
-        <w:rPr>
-          <w:rFonts w:hint="eastAsia"/>
-          <w:szCs w:val="28"/>
-        </w:rPr>
-        <w:t>畫面相反相成，互爲</w:t>
-      </w:r>
-      <w:r>
-        <w:rPr>
-          <w:rFonts w:hint="eastAsia"/>
-          <w:b/>
-          <w:bCs/>
-          <w:szCs w:val="28"/>
-        </w:rPr>
-        <w:t>映襯</w:t>
-      </w:r>
-      <w:r>
-        <w:rPr>
-          <w:rFonts w:hint="eastAsia"/>
-          <w:szCs w:val="28"/>
-        </w:rPr>
-        <w:t>，是詩人當日心境的真實寫照。詩的</w:t>
-      </w:r>
-      <w:proofErr w:type="gramStart"/>
-      <w:r>
-        <w:rPr>
-          <w:rFonts w:hint="eastAsia"/>
-          <w:szCs w:val="28"/>
-        </w:rPr>
-        <w:t>後兩句以落花</w:t>
-      </w:r>
-      <w:proofErr w:type="gramEnd"/>
-      <w:r>
-        <w:rPr>
-          <w:rFonts w:hint="eastAsia"/>
-          <w:szCs w:val="28"/>
-        </w:rPr>
-        <w:t>爲喻，表明自己的心志，在形象的比喻中，</w:t>
-      </w:r>
-      <w:r>
-        <w:rPr>
-          <w:rFonts w:hint="eastAsia"/>
-          <w:szCs w:val="28"/>
-        </w:rPr>
-        <w:lastRenderedPageBreak/>
-        <w:t>自然而然地融入議論。“化作春泥更護花”，詩人是</w:t>
-      </w:r>
-      <w:proofErr w:type="gramStart"/>
-      <w:r>
-        <w:rPr>
-          <w:rFonts w:hint="eastAsia"/>
-          <w:szCs w:val="28"/>
-        </w:rPr>
-        <w:t>這樣說的</w:t>
-      </w:r>
-      <w:proofErr w:type="gramEnd"/>
-      <w:r>
-        <w:rPr>
-          <w:rFonts w:hint="eastAsia"/>
-          <w:szCs w:val="28"/>
-        </w:rPr>
-        <w:t>，也是這樣做的。鴉片戰爭爆發後，他多次給駐防上海的</w:t>
-      </w:r>
-      <w:r>
-        <w:rPr>
-          <w:rFonts w:hint="eastAsia"/>
-          <w:szCs w:val="28"/>
-          <w:u w:val="single"/>
-        </w:rPr>
-        <w:t>江西</w:t>
-      </w:r>
-      <w:r>
-        <w:rPr>
-          <w:rFonts w:hint="eastAsia"/>
-          <w:szCs w:val="28"/>
-        </w:rPr>
-        <w:t>巡撫</w:t>
-      </w:r>
-      <w:proofErr w:type="gramStart"/>
-      <w:r>
-        <w:rPr>
-          <w:rFonts w:hint="eastAsia"/>
-          <w:szCs w:val="28"/>
-          <w:u w:val="single"/>
-        </w:rPr>
-        <w:t>樑</w:t>
-      </w:r>
-      <w:proofErr w:type="gramEnd"/>
-      <w:r>
-        <w:rPr>
-          <w:rFonts w:hint="eastAsia"/>
-          <w:szCs w:val="28"/>
-          <w:u w:val="single"/>
-        </w:rPr>
-        <w:t>章鉅</w:t>
-      </w:r>
-      <w:r>
-        <w:rPr>
-          <w:rFonts w:hint="eastAsia"/>
-          <w:szCs w:val="28"/>
-        </w:rPr>
-        <w:t>寫信，商討國事，並希望參加他的幕府，獻計獻策。可惜詩人不久就死在</w:t>
-      </w:r>
-      <w:r>
-        <w:rPr>
-          <w:rFonts w:hint="eastAsia"/>
-          <w:szCs w:val="28"/>
-          <w:u w:val="single"/>
-        </w:rPr>
-        <w:t>丹陽書院</w:t>
-      </w:r>
-      <w:r>
-        <w:rPr>
-          <w:rFonts w:hint="eastAsia"/>
-          <w:szCs w:val="28"/>
-        </w:rPr>
-        <w:t>（年僅</w:t>
-      </w:r>
-      <w:r>
-        <w:rPr>
-          <w:szCs w:val="28"/>
-        </w:rPr>
-        <w:t>50歲），無從實現他的社會理想了，令人嘆</w:t>
-      </w:r>
-      <w:proofErr w:type="gramStart"/>
-      <w:r>
-        <w:rPr>
-          <w:szCs w:val="28"/>
-        </w:rPr>
-        <w:t>惋</w:t>
-      </w:r>
-      <w:proofErr w:type="gramEnd"/>
-      <w:r>
-        <w:rPr>
-          <w:szCs w:val="28"/>
-        </w:rPr>
-        <w:t>。</w:t>
+          <w:spacing w:val="-6"/>
+          <w:szCs w:val="28"/>
+        </w:rPr>
+        <w:t>展現了無與倫比的精神力量。</w:t>
       </w:r>
     </w:p>
     <w:p>
       <w:pPr>
-        <w:spacing w:after="0" w:line="360" w:lineRule="exact"/>
-        <w:ind w:left="-6" w:right="0" w:hanging="11"/>
-        <w:rPr>
-          <w:szCs w:val="28"/>
-        </w:rPr>
-      </w:pPr>
-      <w:r>
-        <w:rPr>
-          <w:rFonts w:hint="eastAsia"/>
-          <w:szCs w:val="28"/>
-        </w:rPr>
-        <w:t xml:space="preserve">　　“落紅不是無情物，化作春泥更護花”詩人筆鋒一轉，由抒發離別之情轉入抒發報國之志。</w:t>
-      </w:r>
-      <w:proofErr w:type="gramStart"/>
-      <w:r>
-        <w:rPr>
-          <w:rFonts w:hint="eastAsia"/>
-          <w:szCs w:val="28"/>
-        </w:rPr>
-        <w:t>並反用</w:t>
-      </w:r>
-      <w:r>
-        <w:rPr>
-          <w:rFonts w:hint="eastAsia"/>
-          <w:szCs w:val="28"/>
-          <w:u w:val="single"/>
-        </w:rPr>
-        <w:t>陸游</w:t>
-      </w:r>
-      <w:proofErr w:type="gramEnd"/>
-      <w:r>
-        <w:rPr>
-          <w:rFonts w:hint="eastAsia"/>
-          <w:szCs w:val="28"/>
-        </w:rPr>
-        <w:t>的詞“</w:t>
-      </w:r>
-      <w:hyperlink r:id="rId13" w:history="1">
-        <w:r>
-          <w:rPr>
-            <w:rStyle w:val="a7"/>
-            <w:rFonts w:hint="eastAsia"/>
-            <w:szCs w:val="28"/>
-          </w:rPr>
-          <w:t>零落成泥碾作塵，只有香如故</w:t>
-        </w:r>
-      </w:hyperlink>
-      <w:r>
-        <w:rPr>
-          <w:rFonts w:hint="eastAsia"/>
-          <w:szCs w:val="28"/>
-        </w:rPr>
-        <w:t>。”落紅，本指脫離花枝的花，但是，並不是沒有感情的東西，即使化做春泥，也甘願培育美麗的春花成長。不爲獨香，而爲護花。表現詩人雖然脫離官場，依然關心着國家的命運，不忘報國之志，以此來表達他至死仍牽掛國家的一腔熱情；充分表達詩人的壯懷，成爲傳世名句。</w:t>
-      </w:r>
-    </w:p>
-    <w:p>
-      <w:pPr>
-        <w:spacing w:after="0" w:line="360" w:lineRule="exact"/>
-        <w:ind w:left="-6" w:right="0" w:hanging="11"/>
-        <w:rPr>
-          <w:szCs w:val="28"/>
-        </w:rPr>
-      </w:pPr>
-      <w:r>
-        <w:rPr>
-          <w:rFonts w:hint="eastAsia"/>
-          <w:szCs w:val="28"/>
-        </w:rPr>
-        <w:t xml:space="preserve">　　這首小詩將政治抱負和個人志向融爲一體，將抒情和議論</w:t>
-      </w:r>
-      <w:r>
-        <w:rPr>
-          <w:rFonts w:hint="eastAsia"/>
-          <w:b/>
-          <w:bCs/>
-          <w:szCs w:val="28"/>
-        </w:rPr>
-        <w:t>有機結合</w:t>
-      </w:r>
-      <w:r>
-        <w:rPr>
-          <w:rFonts w:hint="eastAsia"/>
-          <w:szCs w:val="28"/>
-        </w:rPr>
-        <w:t>，形象地表達了詩人複雜的情感。</w:t>
-      </w:r>
-      <w:proofErr w:type="gramStart"/>
-      <w:r>
-        <w:rPr>
-          <w:rFonts w:hint="eastAsia"/>
-          <w:szCs w:val="28"/>
-        </w:rPr>
-        <w:t>龔自珍論詩曾</w:t>
-      </w:r>
-      <w:proofErr w:type="gramEnd"/>
-      <w:r>
-        <w:rPr>
-          <w:rFonts w:hint="eastAsia"/>
-          <w:szCs w:val="28"/>
-        </w:rPr>
-        <w:t>說“詩與人爲一，人外無詩，詩外無人”（《書湯海秋詩集後》），他自己的創作就是最好的證明。</w:t>
-      </w:r>
-    </w:p>
-    <w:p>
-      <w:pPr>
-        <w:spacing w:after="0" w:line="360" w:lineRule="exact"/>
-        <w:ind w:left="-6" w:right="0" w:hanging="11"/>
-        <w:rPr>
-          <w:szCs w:val="28"/>
-        </w:rPr>
-      </w:pPr>
-      <w:r>
-        <w:rPr>
-          <w:rFonts w:hint="eastAsia"/>
-          <w:szCs w:val="28"/>
-        </w:rPr>
-        <w:t xml:space="preserve">　　</w:t>
-      </w:r>
-      <w:r>
-        <w:rPr>
-          <w:rFonts w:hint="eastAsia"/>
-          <w:szCs w:val="28"/>
-        </w:rPr>
-        <w:t>此詩</w:t>
-      </w:r>
-      <w:r>
-        <w:rPr>
-          <w:rFonts w:hint="eastAsia"/>
-          <w:szCs w:val="28"/>
-        </w:rPr>
-        <w:t>抒發了自己</w:t>
-      </w:r>
-      <w:proofErr w:type="gramStart"/>
-      <w:r>
-        <w:rPr>
-          <w:rFonts w:hint="eastAsia"/>
-          <w:szCs w:val="28"/>
-        </w:rPr>
-        <w:t>辭</w:t>
-      </w:r>
-      <w:proofErr w:type="gramEnd"/>
-      <w:r>
-        <w:rPr>
-          <w:rFonts w:hint="eastAsia"/>
-          <w:szCs w:val="28"/>
-        </w:rPr>
-        <w:t>官司離京時的複雜感情，展示了詩人不畏挫折、不甘</w:t>
-      </w:r>
-      <w:proofErr w:type="gramStart"/>
-      <w:r>
-        <w:rPr>
-          <w:rFonts w:hint="eastAsia"/>
-          <w:szCs w:val="28"/>
-        </w:rPr>
-        <w:t>沉</w:t>
-      </w:r>
-      <w:proofErr w:type="gramEnd"/>
-      <w:r>
-        <w:rPr>
-          <w:rFonts w:hint="eastAsia"/>
-          <w:szCs w:val="28"/>
-        </w:rPr>
-        <w:t>淪、始終要爲國家效力的堅強性格和獻身精神。</w:t>
-      </w:r>
-      <w:proofErr w:type="gramStart"/>
-      <w:r>
-        <w:rPr>
-          <w:rFonts w:hint="eastAsia"/>
-          <w:szCs w:val="28"/>
-        </w:rPr>
-        <w:t>全詩移情</w:t>
-      </w:r>
-      <w:proofErr w:type="gramEnd"/>
-      <w:r>
-        <w:rPr>
-          <w:rFonts w:hint="eastAsia"/>
-          <w:szCs w:val="28"/>
-        </w:rPr>
-        <w:t>於物，形象貼切，構思巧妙，寓意深刻。</w:t>
-      </w:r>
-    </w:p>
-    <w:p>
-      <w:pPr>
-        <w:spacing w:beforeLines="50" w:before="120" w:after="0" w:line="380" w:lineRule="exact"/>
+        <w:spacing w:beforeLines="50" w:before="120" w:after="0" w:line="480" w:lineRule="exact"/>
         <w:ind w:left="-6" w:right="0" w:hanging="11"/>
         <w:rPr>
           <w:b/>
@@ -1603,8 +1429,8 @@
           <w:ilvl w:val="0"/>
           <w:numId w:val="17"/>
         </w:numPr>
-        <w:spacing w:after="0" w:line="360" w:lineRule="exact"/>
-        <w:ind w:leftChars="0" w:right="0"/>
+        <w:spacing w:after="0" w:line="480" w:lineRule="exact"/>
+        <w:ind w:leftChars="0" w:left="284" w:right="0" w:hanging="284"/>
         <w:rPr>
           <w:szCs w:val="28"/>
         </w:rPr>
@@ -1641,26 +1467,12 @@
         </w:rPr>
         <w:t>：</w:t>
       </w:r>
-    </w:p>
-    <w:p>
-      <w:pPr>
-        <w:pStyle w:val="a9"/>
-        <w:numPr>
-          <w:ilvl w:val="0"/>
-          <w:numId w:val="18"/>
-        </w:numPr>
-        <w:spacing w:after="0" w:line="360" w:lineRule="exact"/>
-        <w:ind w:leftChars="0" w:right="0"/>
-        <w:rPr>
-          <w:szCs w:val="28"/>
-        </w:rPr>
-      </w:pPr>
-      <w:r>
-        <w:rPr>
-          <w:rFonts w:hint="eastAsia"/>
-          <w:szCs w:val="28"/>
-        </w:rPr>
-        <w:t>用竹子、荊條等編成</w:t>
+      <w:r>
+        <w:rPr>
+          <w:rFonts w:hint="eastAsia"/>
+          <w:szCs w:val="28"/>
+        </w:rPr>
+        <w:t>用</w:t>
       </w:r>
       <w:proofErr w:type="gramStart"/>
       <w:r>
@@ -1668,6 +1480,29 @@
           <w:rFonts w:hint="eastAsia"/>
           <w:szCs w:val="28"/>
         </w:rPr>
+        <w:t>細薄而狹長</w:t>
+      </w:r>
+      <w:proofErr w:type="gramEnd"/>
+      <w:r>
+        <w:rPr>
+          <w:rFonts w:hint="eastAsia"/>
+          <w:szCs w:val="28"/>
+        </w:rPr>
+        <w:t>的</w:t>
+      </w:r>
+      <w:r>
+        <w:rPr>
+          <w:rFonts w:hint="eastAsia"/>
+          <w:szCs w:val="28"/>
+        </w:rPr>
+        <w:t>竹子、荊條等編成</w:t>
+      </w:r>
+      <w:proofErr w:type="gramStart"/>
+      <w:r>
+        <w:rPr>
+          <w:rFonts w:hint="eastAsia"/>
+          <w:szCs w:val="28"/>
+        </w:rPr>
         <w:t>的盛物器具</w:t>
       </w:r>
       <w:proofErr w:type="gramEnd"/>
@@ -1676,60 +1511,7 @@
           <w:rFonts w:hint="eastAsia"/>
           <w:szCs w:val="28"/>
         </w:rPr>
-        <w:t>。如：「魚簍」、「字紙簍」。</w:t>
-      </w:r>
-    </w:p>
-    <w:p>
-      <w:pPr>
-        <w:pStyle w:val="a9"/>
-        <w:numPr>
-          <w:ilvl w:val="0"/>
-          <w:numId w:val="18"/>
-        </w:numPr>
-        <w:spacing w:after="0" w:line="360" w:lineRule="exact"/>
-        <w:ind w:leftChars="0" w:right="0"/>
-        <w:rPr>
-          <w:szCs w:val="28"/>
-        </w:rPr>
-      </w:pPr>
-      <w:r>
-        <w:rPr>
-          <w:rFonts w:hint="eastAsia"/>
-          <w:szCs w:val="28"/>
-        </w:rPr>
-        <w:t>量詞。用於計算</w:t>
-      </w:r>
-      <w:proofErr w:type="gramStart"/>
-      <w:r>
-        <w:rPr>
-          <w:rFonts w:hint="eastAsia"/>
-          <w:szCs w:val="28"/>
-        </w:rPr>
-        <w:t>簍裝物</w:t>
-      </w:r>
-      <w:proofErr w:type="gramEnd"/>
-      <w:r>
-        <w:rPr>
-          <w:rFonts w:hint="eastAsia"/>
-          <w:szCs w:val="28"/>
-        </w:rPr>
-        <w:t>的單位。如：「</w:t>
-      </w:r>
-      <w:proofErr w:type="gramStart"/>
-      <w:r>
-        <w:rPr>
-          <w:rFonts w:hint="eastAsia"/>
-          <w:szCs w:val="28"/>
-        </w:rPr>
-        <w:t>一</w:t>
-      </w:r>
-      <w:proofErr w:type="gramEnd"/>
-      <w:r>
-        <w:rPr>
-          <w:rFonts w:hint="eastAsia"/>
-          <w:szCs w:val="28"/>
-        </w:rPr>
-        <w:t>簍香蕉」、「兩簍橘子」。</w:t>
+        <w:t>。</w:t>
       </w:r>
     </w:p>
     <w:p>
@@ -1739,24 +1521,22 @@
           <w:ilvl w:val="0"/>
           <w:numId w:val="17"/>
         </w:numPr>
-        <w:spacing w:after="0" w:line="360" w:lineRule="exact"/>
-        <w:ind w:leftChars="0" w:right="0"/>
-        <w:rPr>
-          <w:spacing w:val="-10"/>
-          <w:szCs w:val="28"/>
-        </w:rPr>
-      </w:pPr>
-      <w:r>
-        <w:rPr>
-          <w:rFonts w:hint="eastAsia"/>
-          <w:szCs w:val="28"/>
-        </w:rPr>
-        <w:t>羅致</w:t>
-      </w:r>
-      <w:r>
-        <w:rPr>
-          <w:rFonts w:hint="eastAsia"/>
-          <w:spacing w:val="-15"/>
+        <w:spacing w:after="0" w:line="480" w:lineRule="exact"/>
+        <w:ind w:leftChars="0" w:left="284" w:right="0" w:hanging="284"/>
+        <w:rPr>
+          <w:szCs w:val="28"/>
+        </w:rPr>
+      </w:pPr>
+      <w:r>
+        <w:rPr>
+          <w:rFonts w:hint="eastAsia"/>
+          <w:szCs w:val="28"/>
+        </w:rPr>
+        <w:t>昇華</w:t>
+      </w:r>
+      <w:r>
+        <w:rPr>
+          <w:rFonts w:hint="eastAsia"/>
           <w:szCs w:val="28"/>
         </w:rPr>
         <w:t>：</w:t>
@@ -1764,26 +1544,9 @@
       <w:r>
         <w:rPr>
           <w:rFonts w:hint="eastAsia"/>
-          <w:spacing w:val="-15"/>
-          <w:szCs w:val="28"/>
-        </w:rPr>
-        <w:t>網羅、招致</w:t>
-      </w:r>
-      <w:r>
-        <w:rPr>
-          <w:rFonts w:hint="eastAsia"/>
-          <w:spacing w:val="-15"/>
-          <w:szCs w:val="28"/>
-        </w:rPr>
-        <w:t>人才</w:t>
-      </w:r>
-      <w:r>
-        <w:rPr>
-          <w:rFonts w:hint="eastAsia"/>
-          <w:spacing w:val="-15"/>
-          <w:szCs w:val="28"/>
-        </w:rPr>
-        <w:t>。【例】那家電腦公司羅致了數名電腦界的優秀人才。</w:t>
+          <w:szCs w:val="28"/>
+        </w:rPr>
+        <w:t>原本是科學術語，指固體不經過液體階段直接變成氣體。在文學與心理學上，指將低層次的情感或慾望，轉化提升至更高尚、更有價值的精神境界。象徵一種生命的「蛻變」。</w:t>
       </w:r>
     </w:p>
     <w:p>
@@ -1793,33 +1556,41 @@
           <w:ilvl w:val="0"/>
           <w:numId w:val="17"/>
         </w:numPr>
-        <w:spacing w:after="0" w:line="360" w:lineRule="exact"/>
-        <w:ind w:leftChars="0" w:left="-6" w:right="0" w:hanging="11"/>
-        <w:rPr>
-          <w:spacing w:val="-10"/>
-          <w:szCs w:val="28"/>
-        </w:rPr>
-      </w:pPr>
-      <w:r>
-        <w:rPr>
-          <w:rFonts w:hint="eastAsia"/>
-          <w:szCs w:val="28"/>
-        </w:rPr>
-        <w:t>通經致用</w:t>
-      </w:r>
-      <w:r>
-        <w:rPr>
-          <w:rFonts w:hint="eastAsia"/>
-          <w:szCs w:val="28"/>
-        </w:rPr>
-        <w:t>：</w:t>
-      </w:r>
-      <w:r>
-        <w:rPr>
-          <w:rFonts w:hint="eastAsia"/>
-          <w:szCs w:val="28"/>
-        </w:rPr>
-        <w:t>通曉經典義理，盡其所用。</w:t>
+        <w:spacing w:after="0" w:line="480" w:lineRule="exact"/>
+        <w:ind w:leftChars="0" w:left="284" w:right="0" w:hanging="284"/>
+        <w:rPr>
+          <w:szCs w:val="28"/>
+        </w:rPr>
+      </w:pPr>
+      <w:r>
+        <w:rPr>
+          <w:rFonts w:hint="eastAsia"/>
+          <w:szCs w:val="28"/>
+        </w:rPr>
+        <w:t>激盪：</w:t>
+      </w:r>
+      <w:r>
+        <w:rPr>
+          <w:rFonts w:hint="eastAsia"/>
+          <w:szCs w:val="28"/>
+        </w:rPr>
+        <w:t>受到衝擊而劇烈地動</w:t>
+      </w:r>
+      <w:proofErr w:type="gramStart"/>
+      <w:r>
+        <w:rPr>
+          <w:rFonts w:hint="eastAsia"/>
+          <w:szCs w:val="28"/>
+        </w:rPr>
+        <w:t>盪</w:t>
+      </w:r>
+      <w:proofErr w:type="gramEnd"/>
+      <w:r>
+        <w:rPr>
+          <w:rFonts w:hint="eastAsia"/>
+          <w:szCs w:val="28"/>
+        </w:rPr>
+        <w:t>、翻湧。可以指水流、風浪的物理運動，也常用來形容思緒、情感或局勢的強烈衝擊。代表一種「衝突與力量的交織」。當人的內心有兩種情感在拉扯（如龔自珍心中的離愁與報國熱忱），思緒就會產生猛烈的「激盪」，往往能爆發出驚人的創作力。</w:t>
       </w:r>
     </w:p>
     <w:p>
@@ -1829,21 +1600,40 @@
           <w:ilvl w:val="0"/>
           <w:numId w:val="17"/>
         </w:numPr>
-        <w:spacing w:after="0" w:line="360" w:lineRule="exact"/>
-        <w:ind w:leftChars="0" w:right="0"/>
-        <w:rPr>
-          <w:spacing w:val="-10"/>
-          <w:szCs w:val="28"/>
-        </w:rPr>
-      </w:pPr>
+        <w:spacing w:after="0" w:line="480" w:lineRule="exact"/>
+        <w:ind w:leftChars="0" w:left="284" w:right="0" w:hanging="284"/>
+        <w:rPr>
+          <w:szCs w:val="28"/>
+        </w:rPr>
+      </w:pPr>
+      <w:r>
+        <w:rPr>
+          <w:rFonts w:hint="eastAsia"/>
+          <w:szCs w:val="28"/>
+        </w:rPr>
+        <w:t>蒼茫</w:t>
+      </w:r>
+      <w:r>
+        <w:rPr>
+          <w:rFonts w:hint="eastAsia"/>
+          <w:szCs w:val="28"/>
+        </w:rPr>
+        <w:t>：</w:t>
+      </w:r>
+      <w:r>
+        <w:rPr>
+          <w:rFonts w:hint="eastAsia"/>
+          <w:szCs w:val="28"/>
+        </w:rPr>
+        <w:t>形容</w:t>
+      </w:r>
       <w:proofErr w:type="gramStart"/>
       <w:r>
         <w:rPr>
           <w:rFonts w:hint="eastAsia"/>
-          <w:spacing w:val="-10"/>
-          <w:szCs w:val="28"/>
-        </w:rPr>
-        <w:t>鍼砭</w:t>
+          <w:szCs w:val="28"/>
+        </w:rPr>
+        <w:t>曠</w:t>
       </w:r>
       <w:proofErr w:type="gramEnd"/>
       <w:r>
@@ -1851,86 +1641,7 @@
           <w:rFonts w:hint="eastAsia"/>
           <w:szCs w:val="28"/>
         </w:rPr>
-        <w:t>(</w:t>
-      </w:r>
-      <w:proofErr w:type="gramStart"/>
-      <w:r>
-        <w:rPr>
-          <w:rFonts w:hint="eastAsia"/>
-          <w:color w:val="FF0000"/>
-          <w:sz w:val="16"/>
-          <w:szCs w:val="16"/>
-        </w:rPr>
-        <w:t>ㄓㄣ</w:t>
-      </w:r>
-      <w:proofErr w:type="gramEnd"/>
-      <w:r>
-        <w:rPr>
-          <w:rFonts w:hint="eastAsia"/>
-          <w:color w:val="FF0000"/>
-          <w:sz w:val="16"/>
-          <w:szCs w:val="16"/>
-        </w:rPr>
-        <w:t xml:space="preserve"> </w:t>
-      </w:r>
-      <w:proofErr w:type="gramStart"/>
-      <w:r>
-        <w:rPr>
-          <w:rFonts w:hint="eastAsia"/>
-          <w:color w:val="FF0000"/>
-          <w:sz w:val="16"/>
-          <w:szCs w:val="16"/>
-        </w:rPr>
-        <w:t>ㄅㄧㄢ</w:t>
-      </w:r>
-      <w:proofErr w:type="gramEnd"/>
-      <w:r>
-        <w:rPr>
-          <w:rFonts w:hint="eastAsia"/>
-          <w:szCs w:val="28"/>
-        </w:rPr>
-        <w:t>)</w:t>
-      </w:r>
-      <w:r>
-        <w:rPr>
-          <w:rFonts w:hint="eastAsia"/>
-          <w:spacing w:val="-10"/>
-          <w:szCs w:val="28"/>
-        </w:rPr>
-        <w:t>：</w:t>
-      </w:r>
-      <w:r>
-        <w:rPr>
-          <w:spacing w:val="-10"/>
-          <w:szCs w:val="28"/>
-        </w:rPr>
-        <w:t>比喻規勸過失。</w:t>
-      </w:r>
-      <w:r>
-        <w:rPr>
-          <w:rFonts w:hint="eastAsia"/>
-          <w:spacing w:val="-10"/>
-          <w:szCs w:val="28"/>
-        </w:rPr>
-        <w:t>也作「針</w:t>
-      </w:r>
-      <w:proofErr w:type="gramStart"/>
-      <w:r>
-        <w:rPr>
-          <w:rFonts w:hint="eastAsia"/>
-          <w:spacing w:val="-10"/>
-          <w:szCs w:val="28"/>
-        </w:rPr>
-        <w:t>砭</w:t>
-      </w:r>
-      <w:proofErr w:type="gramEnd"/>
-      <w:r>
-        <w:rPr>
-          <w:rFonts w:hint="eastAsia"/>
-          <w:spacing w:val="-10"/>
-          <w:szCs w:val="28"/>
-        </w:rPr>
-        <w:t>」。</w:t>
+        <w:t>遠迷茫、模糊不清的樣子。通常用來描寫日暮、大海、大地或夜色等遼闊而視野受阻的自然景觀。傳達出人在面對巨大自然或歷史時的「渺小感」與「孤寂感」。</w:t>
       </w:r>
     </w:p>
     <w:p>
@@ -1940,20 +1651,80 @@
           <w:ilvl w:val="0"/>
           <w:numId w:val="17"/>
         </w:numPr>
-        <w:spacing w:after="0" w:line="360" w:lineRule="exact"/>
-        <w:ind w:leftChars="0" w:right="0"/>
-        <w:rPr>
-          <w:spacing w:val="-10"/>
-          <w:szCs w:val="28"/>
-        </w:rPr>
-      </w:pPr>
-      <w:r>
-        <w:rPr>
-          <w:rFonts w:hint="eastAsia"/>
-          <w:spacing w:val="-10"/>
-          <w:szCs w:val="28"/>
-        </w:rPr>
-        <w:t>豪放：豪邁奔放。亦指舉止狂放而不拘小節。</w:t>
+        <w:spacing w:after="0" w:line="480" w:lineRule="exact"/>
+        <w:ind w:leftChars="0" w:left="284" w:right="0" w:hanging="284"/>
+        <w:rPr>
+          <w:szCs w:val="28"/>
+        </w:rPr>
+      </w:pPr>
+      <w:r>
+        <w:rPr>
+          <w:rFonts w:hint="eastAsia"/>
+          <w:szCs w:val="28"/>
+        </w:rPr>
+        <w:t>黯</w:t>
+      </w:r>
+      <w:r>
+        <w:rPr>
+          <w:rFonts w:hint="eastAsia"/>
+          <w:szCs w:val="28"/>
+        </w:rPr>
+        <w:t>(</w:t>
+      </w:r>
+      <w:proofErr w:type="gramStart"/>
+      <w:r>
+        <w:rPr>
+          <w:rFonts w:hint="eastAsia"/>
+          <w:color w:val="FF0000"/>
+          <w:sz w:val="16"/>
+          <w:szCs w:val="16"/>
+        </w:rPr>
+        <w:t>ㄢˋ</w:t>
+      </w:r>
+      <w:proofErr w:type="gramEnd"/>
+      <w:r>
+        <w:rPr>
+          <w:rFonts w:hint="eastAsia"/>
+          <w:szCs w:val="28"/>
+        </w:rPr>
+        <w:t>)</w:t>
+      </w:r>
+      <w:r>
+        <w:rPr>
+          <w:rFonts w:hint="eastAsia"/>
+          <w:szCs w:val="28"/>
+        </w:rPr>
+        <w:t>然</w:t>
+      </w:r>
+      <w:r>
+        <w:rPr>
+          <w:rFonts w:hint="eastAsia"/>
+          <w:szCs w:val="28"/>
+        </w:rPr>
+        <w:t>：</w:t>
+      </w:r>
+      <w:r>
+        <w:rPr>
+          <w:rFonts w:hint="eastAsia"/>
+          <w:szCs w:val="28"/>
+        </w:rPr>
+        <w:t>心神沮喪、意志消沉，導致臉色難看或眼神失去光彩的樣子。一種「深</w:t>
+      </w:r>
+      <w:proofErr w:type="gramStart"/>
+      <w:r>
+        <w:rPr>
+          <w:rFonts w:hint="eastAsia"/>
+          <w:szCs w:val="28"/>
+        </w:rPr>
+        <w:t>沉</w:t>
+      </w:r>
+      <w:proofErr w:type="gramEnd"/>
+      <w:r>
+        <w:rPr>
+          <w:rFonts w:hint="eastAsia"/>
+          <w:szCs w:val="28"/>
+        </w:rPr>
+        <w:t>而內斂的悲傷」。它不是嚎啕大哭，而是心中充滿無奈與委屈時的沉默。</w:t>
       </w:r>
     </w:p>
     <w:p>
@@ -1963,467 +1734,49 @@
           <w:ilvl w:val="0"/>
           <w:numId w:val="17"/>
         </w:numPr>
-        <w:spacing w:after="0" w:line="360" w:lineRule="exact"/>
-        <w:ind w:leftChars="0" w:right="0"/>
-        <w:rPr>
-          <w:spacing w:val="-10"/>
-          <w:szCs w:val="28"/>
-        </w:rPr>
-      </w:pPr>
-      <w:r>
-        <w:rPr>
-          <w:rFonts w:hint="eastAsia"/>
-          <w:spacing w:val="-10"/>
-          <w:szCs w:val="28"/>
-        </w:rPr>
-        <w:t>灑脫：態度自然大方，不受拘束的樣子。</w:t>
-      </w:r>
-    </w:p>
-    <w:p>
-      <w:pPr>
-        <w:pStyle w:val="a9"/>
-        <w:numPr>
-          <w:ilvl w:val="0"/>
-          <w:numId w:val="17"/>
-        </w:numPr>
-        <w:spacing w:after="0" w:line="360" w:lineRule="exact"/>
-        <w:ind w:leftChars="0" w:right="0"/>
-        <w:rPr>
-          <w:spacing w:val="-10"/>
-          <w:szCs w:val="28"/>
-        </w:rPr>
-      </w:pPr>
-      <w:r>
-        <w:rPr>
-          <w:rFonts w:hint="eastAsia"/>
-          <w:spacing w:val="-10"/>
-          <w:szCs w:val="28"/>
-        </w:rPr>
-        <w:t>寓居：寄居。</w:t>
-      </w:r>
-    </w:p>
-    <w:p>
-      <w:pPr>
-        <w:pStyle w:val="a9"/>
-        <w:numPr>
-          <w:ilvl w:val="0"/>
-          <w:numId w:val="17"/>
-        </w:numPr>
-        <w:spacing w:after="0" w:line="360" w:lineRule="exact"/>
-        <w:ind w:leftChars="0" w:right="0"/>
-        <w:rPr>
-          <w:spacing w:val="-10"/>
-          <w:szCs w:val="28"/>
-        </w:rPr>
-      </w:pPr>
-      <w:r>
-        <w:rPr>
-          <w:rFonts w:hint="eastAsia"/>
-          <w:spacing w:val="-10"/>
-          <w:szCs w:val="28"/>
-        </w:rPr>
-        <w:t>桎梏</w:t>
-      </w:r>
-      <w:r>
-        <w:rPr>
-          <w:rFonts w:hint="eastAsia"/>
-          <w:szCs w:val="28"/>
-        </w:rPr>
-        <w:t>(</w:t>
+        <w:spacing w:after="0" w:line="480" w:lineRule="exact"/>
+        <w:ind w:leftChars="0" w:left="284" w:right="0" w:hanging="284"/>
+        <w:rPr>
+          <w:rFonts w:hint="eastAsia"/>
+          <w:szCs w:val="28"/>
+        </w:rPr>
+      </w:pPr>
+      <w:r>
+        <w:rPr>
+          <w:rFonts w:hint="eastAsia"/>
+          <w:szCs w:val="28"/>
+        </w:rPr>
+        <w:t>落寞</w:t>
+      </w:r>
+      <w:r>
+        <w:rPr>
+          <w:rFonts w:hint="eastAsia"/>
+          <w:szCs w:val="28"/>
+        </w:rPr>
+        <w:t>：</w:t>
+      </w:r>
+      <w:r>
+        <w:rPr>
+          <w:rFonts w:hint="eastAsia"/>
+          <w:szCs w:val="28"/>
+        </w:rPr>
+        <w:t>形容</w:t>
       </w:r>
       <w:proofErr w:type="gramStart"/>
       <w:r>
         <w:rPr>
           <w:rFonts w:hint="eastAsia"/>
-          <w:color w:val="FF0000"/>
-          <w:sz w:val="16"/>
-          <w:szCs w:val="16"/>
-        </w:rPr>
-        <w:t>ㄓˋ</w:t>
+          <w:szCs w:val="28"/>
+        </w:rPr>
+        <w:t>冷落、</w:t>
       </w:r>
       <w:proofErr w:type="gramEnd"/>
       <w:r>
         <w:rPr>
           <w:rFonts w:hint="eastAsia"/>
-          <w:color w:val="FF0000"/>
-          <w:sz w:val="16"/>
-          <w:szCs w:val="16"/>
-        </w:rPr>
-        <w:t xml:space="preserve"> </w:t>
-      </w:r>
-      <w:proofErr w:type="gramStart"/>
-      <w:r>
-        <w:rPr>
-          <w:rFonts w:hint="eastAsia"/>
-          <w:color w:val="FF0000"/>
-          <w:sz w:val="16"/>
-          <w:szCs w:val="16"/>
-        </w:rPr>
-        <w:t>ㄍㄨˋ</w:t>
-      </w:r>
-      <w:proofErr w:type="gramEnd"/>
-      <w:r>
-        <w:rPr>
-          <w:rFonts w:hint="eastAsia"/>
-          <w:szCs w:val="28"/>
-        </w:rPr>
-        <w:t>)</w:t>
-      </w:r>
-      <w:r>
-        <w:rPr>
-          <w:rFonts w:hint="eastAsia"/>
-          <w:spacing w:val="-10"/>
-          <w:szCs w:val="28"/>
-        </w:rPr>
-        <w:t>：腳鐐</w:t>
-      </w:r>
-      <w:r>
-        <w:rPr>
-          <w:rFonts w:hint="eastAsia"/>
-          <w:spacing w:val="-10"/>
-          <w:szCs w:val="28"/>
-        </w:rPr>
-        <w:t>(</w:t>
-      </w:r>
-      <w:proofErr w:type="gramStart"/>
-      <w:r>
-        <w:rPr>
-          <w:rFonts w:hint="eastAsia"/>
-          <w:color w:val="FF0000"/>
-          <w:sz w:val="16"/>
-          <w:szCs w:val="16"/>
-        </w:rPr>
-        <w:t>ㄌㄧㄠˊ</w:t>
-      </w:r>
-      <w:proofErr w:type="gramEnd"/>
-      <w:r>
-        <w:rPr>
-          <w:rFonts w:hint="eastAsia"/>
-          <w:szCs w:val="28"/>
-        </w:rPr>
-        <w:t>)</w:t>
-      </w:r>
-      <w:r>
-        <w:rPr>
-          <w:rFonts w:hint="eastAsia"/>
-          <w:spacing w:val="-10"/>
-          <w:szCs w:val="28"/>
-        </w:rPr>
-        <w:t>手銬。古代</w:t>
-      </w:r>
-      <w:proofErr w:type="gramStart"/>
-      <w:r>
-        <w:rPr>
-          <w:rFonts w:hint="eastAsia"/>
-          <w:spacing w:val="-10"/>
-          <w:szCs w:val="28"/>
-        </w:rPr>
-        <w:t>拘繫</w:t>
-      </w:r>
-      <w:proofErr w:type="gramEnd"/>
-      <w:r>
-        <w:rPr>
-          <w:rFonts w:hint="eastAsia"/>
-          <w:spacing w:val="-10"/>
-          <w:szCs w:val="28"/>
-        </w:rPr>
-        <w:t>犯人的刑具，戴在腳上的稱為「</w:t>
-      </w:r>
-      <w:proofErr w:type="gramStart"/>
-      <w:r>
-        <w:rPr>
-          <w:rFonts w:hint="eastAsia"/>
-          <w:spacing w:val="-10"/>
-          <w:szCs w:val="28"/>
-        </w:rPr>
-        <w:t>桎</w:t>
-      </w:r>
-      <w:proofErr w:type="gramEnd"/>
-      <w:r>
-        <w:rPr>
-          <w:rFonts w:hint="eastAsia"/>
-          <w:spacing w:val="-10"/>
-          <w:szCs w:val="28"/>
-        </w:rPr>
-        <w:t>」，戴在手上的稱為「</w:t>
-      </w:r>
-      <w:proofErr w:type="gramStart"/>
-      <w:r>
-        <w:rPr>
-          <w:rFonts w:hint="eastAsia"/>
-          <w:spacing w:val="-10"/>
-          <w:szCs w:val="28"/>
-        </w:rPr>
-        <w:t>梏</w:t>
-      </w:r>
-      <w:proofErr w:type="gramEnd"/>
-      <w:r>
-        <w:rPr>
-          <w:rFonts w:hint="eastAsia"/>
-          <w:spacing w:val="-10"/>
-          <w:szCs w:val="28"/>
-        </w:rPr>
-        <w:t>」。後引申為束縛人的事物。</w:t>
-      </w:r>
-    </w:p>
-    <w:p>
-      <w:pPr>
-        <w:pStyle w:val="a9"/>
-        <w:spacing w:after="0" w:line="360" w:lineRule="exact"/>
-        <w:ind w:leftChars="0" w:right="0" w:firstLine="0"/>
-        <w:rPr>
-          <w:spacing w:val="-10"/>
-          <w:szCs w:val="28"/>
-        </w:rPr>
-      </w:pPr>
-      <w:r>
-        <w:rPr>
-          <w:rFonts w:hint="eastAsia"/>
-          <w:spacing w:val="-10"/>
-          <w:szCs w:val="28"/>
-        </w:rPr>
-        <w:t>【例】他過慣了閒雲野鶴，無拘無束的生活，視官場為桎梏，避之惟恐不及。</w:t>
-      </w:r>
-    </w:p>
-    <w:p>
-      <w:pPr>
-        <w:pStyle w:val="a9"/>
-        <w:numPr>
-          <w:ilvl w:val="0"/>
-          <w:numId w:val="17"/>
-        </w:numPr>
-        <w:spacing w:after="0" w:line="360" w:lineRule="exact"/>
-        <w:ind w:leftChars="0" w:right="0"/>
-        <w:rPr>
-          <w:spacing w:val="-10"/>
-          <w:szCs w:val="28"/>
-        </w:rPr>
-      </w:pPr>
-      <w:proofErr w:type="gramStart"/>
-      <w:r>
-        <w:rPr>
-          <w:rFonts w:hint="eastAsia"/>
-          <w:spacing w:val="-10"/>
-          <w:szCs w:val="28"/>
-        </w:rPr>
-        <w:t>樊</w:t>
-      </w:r>
-      <w:proofErr w:type="gramEnd"/>
-      <w:r>
-        <w:rPr>
-          <w:rFonts w:hint="eastAsia"/>
-          <w:szCs w:val="28"/>
-        </w:rPr>
-        <w:t>(</w:t>
-      </w:r>
-      <w:proofErr w:type="gramStart"/>
-      <w:r>
-        <w:rPr>
-          <w:rFonts w:hint="eastAsia"/>
-          <w:color w:val="FF0000"/>
-          <w:sz w:val="16"/>
-          <w:szCs w:val="16"/>
-        </w:rPr>
-        <w:t>ㄈㄢˊ</w:t>
-      </w:r>
-      <w:proofErr w:type="gramEnd"/>
-      <w:r>
-        <w:rPr>
-          <w:rFonts w:hint="eastAsia"/>
-          <w:szCs w:val="28"/>
-        </w:rPr>
-        <w:t>)</w:t>
-      </w:r>
-      <w:r>
-        <w:rPr>
-          <w:rFonts w:hint="eastAsia"/>
-          <w:spacing w:val="-10"/>
-          <w:szCs w:val="28"/>
-        </w:rPr>
-        <w:t>籠：</w:t>
-      </w:r>
-    </w:p>
-    <w:p>
-      <w:pPr>
-        <w:pStyle w:val="a9"/>
-        <w:spacing w:after="0" w:line="360" w:lineRule="exact"/>
-        <w:ind w:leftChars="0" w:right="0" w:firstLine="0"/>
-        <w:rPr>
-          <w:spacing w:val="-10"/>
-          <w:szCs w:val="28"/>
-        </w:rPr>
-      </w:pPr>
-      <w:r>
-        <w:rPr>
-          <w:rFonts w:hint="eastAsia"/>
-          <w:spacing w:val="-10"/>
-          <w:szCs w:val="28"/>
-        </w:rPr>
-        <w:t>鳥籠。【例】被養在樊籠裡的鳥因為缺少運動，飛行的能力往往會退化。</w:t>
-      </w:r>
-    </w:p>
-    <w:p>
-      <w:pPr>
-        <w:pStyle w:val="a9"/>
-        <w:spacing w:after="0" w:line="360" w:lineRule="exact"/>
-        <w:ind w:leftChars="0" w:right="0" w:firstLine="0"/>
-        <w:rPr>
-          <w:spacing w:val="-10"/>
-          <w:szCs w:val="28"/>
-        </w:rPr>
-      </w:pPr>
-      <w:r>
-        <w:rPr>
-          <w:rFonts w:hint="eastAsia"/>
-          <w:spacing w:val="-10"/>
-          <w:szCs w:val="28"/>
-        </w:rPr>
-        <w:t>比喻束縛不自由的處境。【例】在共產制度下生活的人民，如同身陷樊籠而得不到自由。</w:t>
-      </w:r>
-    </w:p>
-    <w:p>
-      <w:pPr>
-        <w:pStyle w:val="a9"/>
-        <w:numPr>
-          <w:ilvl w:val="0"/>
-          <w:numId w:val="17"/>
-        </w:numPr>
-        <w:spacing w:after="0" w:line="360" w:lineRule="exact"/>
-        <w:ind w:leftChars="0" w:right="0"/>
-        <w:rPr>
-          <w:spacing w:val="-10"/>
-          <w:szCs w:val="28"/>
-        </w:rPr>
-      </w:pPr>
-      <w:r>
-        <w:rPr>
-          <w:rFonts w:hint="eastAsia"/>
-          <w:spacing w:val="-10"/>
-          <w:szCs w:val="28"/>
-        </w:rPr>
-        <w:t>映襯：</w:t>
-      </w:r>
-    </w:p>
-    <w:p>
-      <w:pPr>
-        <w:pStyle w:val="a9"/>
-        <w:numPr>
-          <w:ilvl w:val="0"/>
-          <w:numId w:val="19"/>
-        </w:numPr>
-        <w:spacing w:after="0" w:line="360" w:lineRule="exact"/>
-        <w:ind w:leftChars="0" w:right="0"/>
-        <w:rPr>
-          <w:spacing w:val="-10"/>
-          <w:szCs w:val="28"/>
-        </w:rPr>
-      </w:pPr>
-      <w:r>
-        <w:rPr>
-          <w:rFonts w:hint="eastAsia"/>
-          <w:spacing w:val="-10"/>
-          <w:szCs w:val="28"/>
-        </w:rPr>
-        <w:t>映照烘托。【例】這棟建築紅</w:t>
-      </w:r>
-      <w:proofErr w:type="gramStart"/>
-      <w:r>
-        <w:rPr>
-          <w:rFonts w:hint="eastAsia"/>
-          <w:spacing w:val="-10"/>
-          <w:szCs w:val="28"/>
-        </w:rPr>
-        <w:t>牆碧瓦，</w:t>
-      </w:r>
-      <w:proofErr w:type="gramEnd"/>
-      <w:r>
-        <w:rPr>
-          <w:rFonts w:hint="eastAsia"/>
-          <w:spacing w:val="-10"/>
-          <w:szCs w:val="28"/>
-        </w:rPr>
-        <w:t>互相映襯，煞是好看。</w:t>
-      </w:r>
-    </w:p>
-    <w:p>
-      <w:pPr>
-        <w:pStyle w:val="a9"/>
-        <w:numPr>
-          <w:ilvl w:val="0"/>
-          <w:numId w:val="19"/>
-        </w:numPr>
-        <w:spacing w:after="0" w:line="360" w:lineRule="exact"/>
-        <w:ind w:leftChars="0" w:right="0"/>
-        <w:rPr>
-          <w:spacing w:val="-10"/>
-          <w:szCs w:val="28"/>
-        </w:rPr>
-      </w:pPr>
-      <w:r>
-        <w:rPr>
-          <w:rFonts w:hint="eastAsia"/>
-          <w:spacing w:val="-10"/>
-          <w:szCs w:val="28"/>
-        </w:rPr>
-        <w:t>將兩種不同的，特別是相反的觀念或事實，對列比較，從而使語氣增強、意義更為明顯的修辭法。如</w:t>
-      </w:r>
-      <w:r>
-        <w:rPr>
-          <w:rFonts w:hint="eastAsia"/>
-          <w:spacing w:val="-10"/>
-          <w:szCs w:val="28"/>
-          <w:u w:val="single"/>
-        </w:rPr>
-        <w:t>吳勝雄</w:t>
-      </w:r>
-      <w:r>
-        <w:rPr>
-          <w:rFonts w:hint="eastAsia"/>
-          <w:spacing w:val="-10"/>
-          <w:szCs w:val="28"/>
-        </w:rPr>
-        <w:t>〈負荷〉</w:t>
-      </w:r>
-      <w:proofErr w:type="gramStart"/>
-      <w:r>
-        <w:rPr>
-          <w:rFonts w:hint="eastAsia"/>
-          <w:spacing w:val="-10"/>
-          <w:szCs w:val="28"/>
-        </w:rPr>
-        <w:t>一</w:t>
-      </w:r>
-      <w:proofErr w:type="gramEnd"/>
-      <w:r>
-        <w:rPr>
-          <w:rFonts w:hint="eastAsia"/>
-          <w:spacing w:val="-10"/>
-          <w:szCs w:val="28"/>
-        </w:rPr>
-        <w:t>文中「只因為這是生命中最沉重也是最甜蜜的負荷」，用「沉重」和「甜蜜」兩個相反的觀念，突顯出對家庭的熱愛與強烈的責任感。</w:t>
-      </w:r>
-    </w:p>
-    <w:p>
-      <w:pPr>
-        <w:pStyle w:val="a9"/>
-        <w:numPr>
-          <w:ilvl w:val="0"/>
-          <w:numId w:val="17"/>
-        </w:numPr>
-        <w:spacing w:after="0" w:line="360" w:lineRule="exact"/>
-        <w:ind w:leftChars="0" w:right="0"/>
-        <w:rPr>
-          <w:spacing w:val="-10"/>
-          <w:szCs w:val="28"/>
-        </w:rPr>
-      </w:pPr>
-      <w:r>
-        <w:rPr>
-          <w:rFonts w:hint="eastAsia"/>
-          <w:spacing w:val="-10"/>
-          <w:szCs w:val="28"/>
-        </w:rPr>
-        <w:t>有機結合：就是互相結合。兩個及兩個以上事物互相結合，並不相互牴觸、牽制，而是各出所長，相互取長補短，獲得更好的成果。這裡的“有機”是指事物的各部分互相關連協調而不可分，就像一個生物體那樣有機聯繫。</w:t>
+          <w:szCs w:val="28"/>
+        </w:rPr>
+        <w:t>孤單、寂寞的處境或心情。側重於「被孤立或被遺忘」的狀態。在熱鬧的環境中無人理解，或是從權力的巔峰退下來、遠離人群時，心中所產生的那種空虛與冷清，就是「落寞」。</w:t>
       </w:r>
     </w:p>
     <w:sectPr>
@@ -2438,7 +1791,7 @@
 </file>
 
 <file path=word/endnotes.xml><?xml version="1.0" encoding="utf-8"?>
-<w:endnotes xmlns:wpc="http://schemas.microsoft.com/office/word/2010/wordprocessingCanvas" xmlns:cx="http://schemas.microsoft.com/office/drawing/2014/chartex" xmlns:cx1="http://schemas.microsoft.com/office/drawing/2015/9/8/chartex" xmlns:cx2="http://schemas.microsoft.com/office/drawing/2015/10/21/chartex" xmlns:cx3="http://schemas.microsoft.com/office/drawing/2016/5/9/chartex" xmlns:cx4="http://schemas.microsoft.com/office/drawing/2016/5/10/chartex" xmlns:cx5="http://schemas.microsoft.com/office/drawing/2016/5/11/chartex" xmlns:cx6="http://schemas.microsoft.com/office/drawing/2016/5/12/chartex" xmlns:cx7="http://schemas.microsoft.com/office/drawing/2016/5/13/chartex" xmlns:cx8="http://schemas.microsoft.com/office/drawing/2016/5/14/chartex" xmlns:mc="http://schemas.openxmlformats.org/markup-compatibility/2006" xmlns:aink="http://schemas.microsoft.com/office/drawing/2016/ink" xmlns:am3d="http://schemas.microsoft.com/office/drawing/2017/model3d" xmlns:o="urn:schemas-microsoft-com:office:office" xmlns:oel="http://schemas.microsoft.com/office/2019/extlst" xmlns:r="http://schemas.openxmlformats.org/officeDocument/2006/relationships" xmlns:m="http://schemas.openxmlformats.org/officeDocument/2006/math" xmlns:v="urn:schemas-microsoft-com:vml" xmlns:wp14="http://schemas.microsoft.com/office/word/2010/wordprocessingDrawing" xmlns:wp="http://schemas.openxmlformats.org/drawingml/2006/wordprocessingDrawing" xmlns:w10="urn:schemas-microsoft-com:office:word" xmlns:w="http://schemas.openxmlformats.org/wordprocessingml/2006/main" xmlns:w14="http://schemas.microsoft.com/office/word/2010/wordml" xmlns:w15="http://schemas.microsoft.com/office/word/2012/wordml" xmlns:w16cex="http://schemas.microsoft.com/office/word/2018/wordml/cex" xmlns:w16cid="http://schemas.microsoft.com/office/word/2016/wordml/cid" xmlns:w16="http://schemas.microsoft.com/office/word/2018/wordml" xmlns:w16du="http://schemas.microsoft.com/office/word/2023/wordml/word16du" xmlns:w16sdtdh="http://schemas.microsoft.com/office/word/2020/wordml/sdtdatahash" xmlns:w16se="http://schemas.microsoft.com/office/word/2015/wordml/symex" xmlns:wpg="http://schemas.microsoft.com/office/word/2010/wordprocessingGroup" xmlns:wpi="http://schemas.microsoft.com/office/word/2010/wordprocessingInk" xmlns:wne="http://schemas.microsoft.com/office/word/2006/wordml" xmlns:wps="http://schemas.microsoft.com/office/word/2010/wordprocessingShape" mc:Ignorable="w14 w15 w16se w16cid w16 w16cex w16sdtdh wp14">
+<w:endnotes xmlns:wpc="http://schemas.microsoft.com/office/word/2010/wordprocessingCanvas" xmlns:cx="http://schemas.microsoft.com/office/drawing/2014/chartex" xmlns:cx1="http://schemas.microsoft.com/office/drawing/2015/9/8/chartex" xmlns:cx2="http://schemas.microsoft.com/office/drawing/2015/10/21/chartex" xmlns:cx3="http://schemas.microsoft.com/office/drawing/2016/5/9/chartex" xmlns:cx4="http://schemas.microsoft.com/office/drawing/2016/5/10/chartex" xmlns:cx5="http://schemas.microsoft.com/office/drawing/2016/5/11/chartex" xmlns:cx6="http://schemas.microsoft.com/office/drawing/2016/5/12/chartex" xmlns:cx7="http://schemas.microsoft.com/office/drawing/2016/5/13/chartex" xmlns:cx8="http://schemas.microsoft.com/office/drawing/2016/5/14/chartex" xmlns:mc="http://schemas.openxmlformats.org/markup-compatibility/2006" xmlns:aink="http://schemas.microsoft.com/office/drawing/2016/ink" xmlns:am3d="http://schemas.microsoft.com/office/drawing/2017/model3d" xmlns:o="urn:schemas-microsoft-com:office:office" xmlns:r="http://schemas.openxmlformats.org/officeDocument/2006/relationships" xmlns:m="http://schemas.openxmlformats.org/officeDocument/2006/math" xmlns:v="urn:schemas-microsoft-com:vml" xmlns:wp14="http://schemas.microsoft.com/office/word/2010/wordprocessingDrawing" xmlns:wp="http://schemas.openxmlformats.org/drawingml/2006/wordprocessingDrawing" xmlns:w10="urn:schemas-microsoft-com:office:word" xmlns:w="http://schemas.openxmlformats.org/wordprocessingml/2006/main" xmlns:w14="http://schemas.microsoft.com/office/word/2010/wordml" xmlns:w15="http://schemas.microsoft.com/office/word/2012/wordml" xmlns:w16cex="http://schemas.microsoft.com/office/word/2018/wordml/cex" xmlns:w16cid="http://schemas.microsoft.com/office/word/2016/wordml/cid" xmlns:w16="http://schemas.microsoft.com/office/word/2018/wordml" xmlns:w16sdtdh="http://schemas.microsoft.com/office/word/2020/wordml/sdtdatahash" xmlns:w16se="http://schemas.microsoft.com/office/word/2015/wordml/symex" xmlns:wpg="http://schemas.microsoft.com/office/word/2010/wordprocessingGroup" xmlns:wpi="http://schemas.microsoft.com/office/word/2010/wordprocessingInk" xmlns:wne="http://schemas.microsoft.com/office/word/2006/wordml" xmlns:wps="http://schemas.microsoft.com/office/word/2010/wordprocessingShape" mc:Ignorable="w14 w15 w16se w16cid w16 w16cex w16sdtdh wp14">
   <w:endnote w:type="separator" w:id="-1">
     <w:p>
       <w:pPr>
@@ -2463,7 +1816,7 @@
 </file>
 
 <file path=word/footer1.xml><?xml version="1.0" encoding="utf-8"?>
-<w:ftr xmlns:wpc="http://schemas.microsoft.com/office/word/2010/wordprocessingCanvas" xmlns:cx="http://schemas.microsoft.com/office/drawing/2014/chartex" xmlns:cx1="http://schemas.microsoft.com/office/drawing/2015/9/8/chartex" xmlns:cx2="http://schemas.microsoft.com/office/drawing/2015/10/21/chartex" xmlns:cx3="http://schemas.microsoft.com/office/drawing/2016/5/9/chartex" xmlns:cx4="http://schemas.microsoft.com/office/drawing/2016/5/10/chartex" xmlns:cx5="http://schemas.microsoft.com/office/drawing/2016/5/11/chartex" xmlns:cx6="http://schemas.microsoft.com/office/drawing/2016/5/12/chartex" xmlns:cx7="http://schemas.microsoft.com/office/drawing/2016/5/13/chartex" xmlns:cx8="http://schemas.microsoft.com/office/drawing/2016/5/14/chartex" xmlns:mc="http://schemas.openxmlformats.org/markup-compatibility/2006" xmlns:aink="http://schemas.microsoft.com/office/drawing/2016/ink" xmlns:am3d="http://schemas.microsoft.com/office/drawing/2017/model3d" xmlns:o="urn:schemas-microsoft-com:office:office" xmlns:oel="http://schemas.microsoft.com/office/2019/extlst" xmlns:r="http://schemas.openxmlformats.org/officeDocument/2006/relationships" xmlns:m="http://schemas.openxmlformats.org/officeDocument/2006/math" xmlns:v="urn:schemas-microsoft-com:vml" xmlns:wp14="http://schemas.microsoft.com/office/word/2010/wordprocessingDrawing" xmlns:wp="http://schemas.openxmlformats.org/drawingml/2006/wordprocessingDrawing" xmlns:w10="urn:schemas-microsoft-com:office:word" xmlns:w="http://schemas.openxmlformats.org/wordprocessingml/2006/main" xmlns:w14="http://schemas.microsoft.com/office/word/2010/wordml" xmlns:w15="http://schemas.microsoft.com/office/word/2012/wordml" xmlns:w16cex="http://schemas.microsoft.com/office/word/2018/wordml/cex" xmlns:w16cid="http://schemas.microsoft.com/office/word/2016/wordml/cid" xmlns:w16="http://schemas.microsoft.com/office/word/2018/wordml" xmlns:w16du="http://schemas.microsoft.com/office/word/2023/wordml/word16du" xmlns:w16sdtdh="http://schemas.microsoft.com/office/word/2020/wordml/sdtdatahash" xmlns:w16se="http://schemas.microsoft.com/office/word/2015/wordml/symex" xmlns:wpg="http://schemas.microsoft.com/office/word/2010/wordprocessingGroup" xmlns:wpi="http://schemas.microsoft.com/office/word/2010/wordprocessingInk" xmlns:wne="http://schemas.microsoft.com/office/word/2006/wordml" xmlns:wps="http://schemas.microsoft.com/office/word/2010/wordprocessingShape" mc:Ignorable="w14 w15 w16se w16cid w16 w16cex w16sdtdh wp14">
+<w:ftr xmlns:wpc="http://schemas.microsoft.com/office/word/2010/wordprocessingCanvas" xmlns:cx="http://schemas.microsoft.com/office/drawing/2014/chartex" xmlns:cx1="http://schemas.microsoft.com/office/drawing/2015/9/8/chartex" xmlns:cx2="http://schemas.microsoft.com/office/drawing/2015/10/21/chartex" xmlns:cx3="http://schemas.microsoft.com/office/drawing/2016/5/9/chartex" xmlns:cx4="http://schemas.microsoft.com/office/drawing/2016/5/10/chartex" xmlns:cx5="http://schemas.microsoft.com/office/drawing/2016/5/11/chartex" xmlns:cx6="http://schemas.microsoft.com/office/drawing/2016/5/12/chartex" xmlns:cx7="http://schemas.microsoft.com/office/drawing/2016/5/13/chartex" xmlns:cx8="http://schemas.microsoft.com/office/drawing/2016/5/14/chartex" xmlns:mc="http://schemas.openxmlformats.org/markup-compatibility/2006" xmlns:aink="http://schemas.microsoft.com/office/drawing/2016/ink" xmlns:am3d="http://schemas.microsoft.com/office/drawing/2017/model3d" xmlns:o="urn:schemas-microsoft-com:office:office" xmlns:r="http://schemas.openxmlformats.org/officeDocument/2006/relationships" xmlns:m="http://schemas.openxmlformats.org/officeDocument/2006/math" xmlns:v="urn:schemas-microsoft-com:vml" xmlns:wp14="http://schemas.microsoft.com/office/word/2010/wordprocessingDrawing" xmlns:wp="http://schemas.openxmlformats.org/drawingml/2006/wordprocessingDrawing" xmlns:w10="urn:schemas-microsoft-com:office:word" xmlns:w="http://schemas.openxmlformats.org/wordprocessingml/2006/main" xmlns:w14="http://schemas.microsoft.com/office/word/2010/wordml" xmlns:w15="http://schemas.microsoft.com/office/word/2012/wordml" xmlns:w16cex="http://schemas.microsoft.com/office/word/2018/wordml/cex" xmlns:w16cid="http://schemas.microsoft.com/office/word/2016/wordml/cid" xmlns:w16="http://schemas.microsoft.com/office/word/2018/wordml" xmlns:w16sdtdh="http://schemas.microsoft.com/office/word/2020/wordml/sdtdatahash" xmlns:w16se="http://schemas.microsoft.com/office/word/2015/wordml/symex" xmlns:wpg="http://schemas.microsoft.com/office/word/2010/wordprocessingGroup" xmlns:wpi="http://schemas.microsoft.com/office/word/2010/wordprocessingInk" xmlns:wne="http://schemas.microsoft.com/office/word/2006/wordml" xmlns:wps="http://schemas.microsoft.com/office/word/2010/wordprocessingShape" mc:Ignorable="w14 w15 w16se w16cid w16 w16cex w16sdtdh wp14">
   <w:sdt>
     <w:sdtPr>
       <w:id w:val="-269559396"/>
@@ -2472,10 +1825,12 @@
         <w:docPartUnique/>
       </w:docPartObj>
     </w:sdtPr>
+    <w:sdtEndPr/>
     <w:sdtContent>
       <w:p>
         <w:pPr>
           <w:pStyle w:val="a5"/>
+          <w:ind w:right="-2"/>
           <w:jc w:val="right"/>
         </w:pPr>
         <w:r>
@@ -2514,7 +1869,7 @@
 </file>
 
 <file path=word/footnotes.xml><?xml version="1.0" encoding="utf-8"?>
-<w:footnotes xmlns:wpc="http://schemas.microsoft.com/office/word/2010/wordprocessingCanvas" xmlns:cx="http://schemas.microsoft.com/office/drawing/2014/chartex" xmlns:cx1="http://schemas.microsoft.com/office/drawing/2015/9/8/chartex" xmlns:cx2="http://schemas.microsoft.com/office/drawing/2015/10/21/chartex" xmlns:cx3="http://schemas.microsoft.com/office/drawing/2016/5/9/chartex" xmlns:cx4="http://schemas.microsoft.com/office/drawing/2016/5/10/chartex" xmlns:cx5="http://schemas.microsoft.com/office/drawing/2016/5/11/chartex" xmlns:cx6="http://schemas.microsoft.com/office/drawing/2016/5/12/chartex" xmlns:cx7="http://schemas.microsoft.com/office/drawing/2016/5/13/chartex" xmlns:cx8="http://schemas.microsoft.com/office/drawing/2016/5/14/chartex" xmlns:mc="http://schemas.openxmlformats.org/markup-compatibility/2006" xmlns:aink="http://schemas.microsoft.com/office/drawing/2016/ink" xmlns:am3d="http://schemas.microsoft.com/office/drawing/2017/model3d" xmlns:o="urn:schemas-microsoft-com:office:office" xmlns:oel="http://schemas.microsoft.com/office/2019/extlst" xmlns:r="http://schemas.openxmlformats.org/officeDocument/2006/relationships" xmlns:m="http://schemas.openxmlformats.org/officeDocument/2006/math" xmlns:v="urn:schemas-microsoft-com:vml" xmlns:wp14="http://schemas.microsoft.com/office/word/2010/wordprocessingDrawing" xmlns:wp="http://schemas.openxmlformats.org/drawingml/2006/wordprocessingDrawing" xmlns:w10="urn:schemas-microsoft-com:office:word" xmlns:w="http://schemas.openxmlformats.org/wordprocessingml/2006/main" xmlns:w14="http://schemas.microsoft.com/office/word/2010/wordml" xmlns:w15="http://schemas.microsoft.com/office/word/2012/wordml" xmlns:w16cex="http://schemas.microsoft.com/office/word/2018/wordml/cex" xmlns:w16cid="http://schemas.microsoft.com/office/word/2016/wordml/cid" xmlns:w16="http://schemas.microsoft.com/office/word/2018/wordml" xmlns:w16du="http://schemas.microsoft.com/office/word/2023/wordml/word16du" xmlns:w16sdtdh="http://schemas.microsoft.com/office/word/2020/wordml/sdtdatahash" xmlns:w16se="http://schemas.microsoft.com/office/word/2015/wordml/symex" xmlns:wpg="http://schemas.microsoft.com/office/word/2010/wordprocessingGroup" xmlns:wpi="http://schemas.microsoft.com/office/word/2010/wordprocessingInk" xmlns:wne="http://schemas.microsoft.com/office/word/2006/wordml" xmlns:wps="http://schemas.microsoft.com/office/word/2010/wordprocessingShape" mc:Ignorable="w14 w15 w16se w16cid w16 w16cex w16sdtdh wp14">
+<w:footnotes xmlns:wpc="http://schemas.microsoft.com/office/word/2010/wordprocessingCanvas" xmlns:cx="http://schemas.microsoft.com/office/drawing/2014/chartex" xmlns:cx1="http://schemas.microsoft.com/office/drawing/2015/9/8/chartex" xmlns:cx2="http://schemas.microsoft.com/office/drawing/2015/10/21/chartex" xmlns:cx3="http://schemas.microsoft.com/office/drawing/2016/5/9/chartex" xmlns:cx4="http://schemas.microsoft.com/office/drawing/2016/5/10/chartex" xmlns:cx5="http://schemas.microsoft.com/office/drawing/2016/5/11/chartex" xmlns:cx6="http://schemas.microsoft.com/office/drawing/2016/5/12/chartex" xmlns:cx7="http://schemas.microsoft.com/office/drawing/2016/5/13/chartex" xmlns:cx8="http://schemas.microsoft.com/office/drawing/2016/5/14/chartex" xmlns:mc="http://schemas.openxmlformats.org/markup-compatibility/2006" xmlns:aink="http://schemas.microsoft.com/office/drawing/2016/ink" xmlns:am3d="http://schemas.microsoft.com/office/drawing/2017/model3d" xmlns:o="urn:schemas-microsoft-com:office:office" xmlns:r="http://schemas.openxmlformats.org/officeDocument/2006/relationships" xmlns:m="http://schemas.openxmlformats.org/officeDocument/2006/math" xmlns:v="urn:schemas-microsoft-com:vml" xmlns:wp14="http://schemas.microsoft.com/office/word/2010/wordprocessingDrawing" xmlns:wp="http://schemas.openxmlformats.org/drawingml/2006/wordprocessingDrawing" xmlns:w10="urn:schemas-microsoft-com:office:word" xmlns:w="http://schemas.openxmlformats.org/wordprocessingml/2006/main" xmlns:w14="http://schemas.microsoft.com/office/word/2010/wordml" xmlns:w15="http://schemas.microsoft.com/office/word/2012/wordml" xmlns:w16cex="http://schemas.microsoft.com/office/word/2018/wordml/cex" xmlns:w16cid="http://schemas.microsoft.com/office/word/2016/wordml/cid" xmlns:w16="http://schemas.microsoft.com/office/word/2018/wordml" xmlns:w16sdtdh="http://schemas.microsoft.com/office/word/2020/wordml/sdtdatahash" xmlns:w16se="http://schemas.microsoft.com/office/word/2015/wordml/symex" xmlns:wpg="http://schemas.microsoft.com/office/word/2010/wordprocessingGroup" xmlns:wpi="http://schemas.microsoft.com/office/word/2010/wordprocessingInk" xmlns:wne="http://schemas.microsoft.com/office/word/2006/wordml" xmlns:wps="http://schemas.microsoft.com/office/word/2010/wordprocessingShape" mc:Ignorable="w14 w15 w16se w16cid w16 w16cex w16sdtdh wp14">
   <w:footnote w:type="separator" w:id="-1">
     <w:p>
       <w:pPr>
@@ -2539,7 +1894,7 @@
 </file>
 
 <file path=word/numbering.xml><?xml version="1.0" encoding="utf-8"?>
-<w:numbering xmlns:wpc="http://schemas.microsoft.com/office/word/2010/wordprocessingCanvas" xmlns:cx="http://schemas.microsoft.com/office/drawing/2014/chartex" xmlns:cx1="http://schemas.microsoft.com/office/drawing/2015/9/8/chartex" xmlns:cx2="http://schemas.microsoft.com/office/drawing/2015/10/21/chartex" xmlns:cx3="http://schemas.microsoft.com/office/drawing/2016/5/9/chartex" xmlns:cx4="http://schemas.microsoft.com/office/drawing/2016/5/10/chartex" xmlns:cx5="http://schemas.microsoft.com/office/drawing/2016/5/11/chartex" xmlns:cx6="http://schemas.microsoft.com/office/drawing/2016/5/12/chartex" xmlns:cx7="http://schemas.microsoft.com/office/drawing/2016/5/13/chartex" xmlns:cx8="http://schemas.microsoft.com/office/drawing/2016/5/14/chartex" xmlns:mc="http://schemas.openxmlformats.org/markup-compatibility/2006" xmlns:aink="http://schemas.microsoft.com/office/drawing/2016/ink" xmlns:am3d="http://schemas.microsoft.com/office/drawing/2017/model3d" xmlns:o="urn:schemas-microsoft-com:office:office" xmlns:oel="http://schemas.microsoft.com/office/2019/extlst" xmlns:r="http://schemas.openxmlformats.org/officeDocument/2006/relationships" xmlns:m="http://schemas.openxmlformats.org/officeDocument/2006/math" xmlns:v="urn:schemas-microsoft-com:vml" xmlns:wp14="http://schemas.microsoft.com/office/word/2010/wordprocessingDrawing" xmlns:wp="http://schemas.openxmlformats.org/drawingml/2006/wordprocessingDrawing" xmlns:w10="urn:schemas-microsoft-com:office:word" xmlns:w="http://schemas.openxmlformats.org/wordprocessingml/2006/main" xmlns:w14="http://schemas.microsoft.com/office/word/2010/wordml" xmlns:w15="http://schemas.microsoft.com/office/word/2012/wordml" xmlns:w16cex="http://schemas.microsoft.com/office/word/2018/wordml/cex" xmlns:w16cid="http://schemas.microsoft.com/office/word/2016/wordml/cid" xmlns:w16="http://schemas.microsoft.com/office/word/2018/wordml" xmlns:w16du="http://schemas.microsoft.com/office/word/2023/wordml/word16du" xmlns:w16sdtdh="http://schemas.microsoft.com/office/word/2020/wordml/sdtdatahash" xmlns:w16se="http://schemas.microsoft.com/office/word/2015/wordml/symex" xmlns:wpg="http://schemas.microsoft.com/office/word/2010/wordprocessingGroup" xmlns:wpi="http://schemas.microsoft.com/office/word/2010/wordprocessingInk" xmlns:wne="http://schemas.microsoft.com/office/word/2006/wordml" xmlns:wps="http://schemas.microsoft.com/office/word/2010/wordprocessingShape" mc:Ignorable="w14 w15 w16se w16cid w16 w16cex w16sdtdh wp14">
+<w:numbering xmlns:wpc="http://schemas.microsoft.com/office/word/2010/wordprocessingCanvas" xmlns:cx="http://schemas.microsoft.com/office/drawing/2014/chartex" xmlns:cx1="http://schemas.microsoft.com/office/drawing/2015/9/8/chartex" xmlns:cx2="http://schemas.microsoft.com/office/drawing/2015/10/21/chartex" xmlns:cx3="http://schemas.microsoft.com/office/drawing/2016/5/9/chartex" xmlns:cx4="http://schemas.microsoft.com/office/drawing/2016/5/10/chartex" xmlns:cx5="http://schemas.microsoft.com/office/drawing/2016/5/11/chartex" xmlns:cx6="http://schemas.microsoft.com/office/drawing/2016/5/12/chartex" xmlns:cx7="http://schemas.microsoft.com/office/drawing/2016/5/13/chartex" xmlns:cx8="http://schemas.microsoft.com/office/drawing/2016/5/14/chartex" xmlns:mc="http://schemas.openxmlformats.org/markup-compatibility/2006" xmlns:aink="http://schemas.microsoft.com/office/drawing/2016/ink" xmlns:am3d="http://schemas.microsoft.com/office/drawing/2017/model3d" xmlns:o="urn:schemas-microsoft-com:office:office" xmlns:r="http://schemas.openxmlformats.org/officeDocument/2006/relationships" xmlns:m="http://schemas.openxmlformats.org/officeDocument/2006/math" xmlns:v="urn:schemas-microsoft-com:vml" xmlns:wp14="http://schemas.microsoft.com/office/word/2010/wordprocessingDrawing" xmlns:wp="http://schemas.openxmlformats.org/drawingml/2006/wordprocessingDrawing" xmlns:w10="urn:schemas-microsoft-com:office:word" xmlns:w="http://schemas.openxmlformats.org/wordprocessingml/2006/main" xmlns:w14="http://schemas.microsoft.com/office/word/2010/wordml" xmlns:w15="http://schemas.microsoft.com/office/word/2012/wordml" xmlns:w16cex="http://schemas.microsoft.com/office/word/2018/wordml/cex" xmlns:w16cid="http://schemas.microsoft.com/office/word/2016/wordml/cid" xmlns:w16="http://schemas.microsoft.com/office/word/2018/wordml" xmlns:w16sdtdh="http://schemas.microsoft.com/office/word/2020/wordml/sdtdatahash" xmlns:w16se="http://schemas.microsoft.com/office/word/2015/wordml/symex" xmlns:wpg="http://schemas.microsoft.com/office/word/2010/wordprocessingGroup" xmlns:wpi="http://schemas.microsoft.com/office/word/2010/wordprocessingInk" xmlns:wne="http://schemas.microsoft.com/office/word/2006/wordml" xmlns:wps="http://schemas.microsoft.com/office/word/2010/wordprocessingShape" mc:Ignorable="w14 w15 w16se w16cid w16 w16cex w16sdtdh wp14">
   <w:abstractNum w:abstractNumId="0" w15:restartNumberingAfterBreak="0">
     <w:nsid w:val="01734273"/>
     <w:multiLevelType w:val="hybridMultilevel"/>
@@ -4411,64 +3766,64 @@
       </w:pPr>
     </w:lvl>
   </w:abstractNum>
-  <w:num w:numId="1" w16cid:durableId="739989066">
+  <w:num w:numId="1">
     <w:abstractNumId w:val="16"/>
   </w:num>
-  <w:num w:numId="2" w16cid:durableId="971986444">
+  <w:num w:numId="2">
     <w:abstractNumId w:val="6"/>
   </w:num>
-  <w:num w:numId="3" w16cid:durableId="195896466">
+  <w:num w:numId="3">
     <w:abstractNumId w:val="1"/>
   </w:num>
-  <w:num w:numId="4" w16cid:durableId="2115245217">
+  <w:num w:numId="4">
     <w:abstractNumId w:val="8"/>
   </w:num>
-  <w:num w:numId="5" w16cid:durableId="1914005320">
+  <w:num w:numId="5">
     <w:abstractNumId w:val="10"/>
   </w:num>
-  <w:num w:numId="6" w16cid:durableId="1313951223">
+  <w:num w:numId="6">
     <w:abstractNumId w:val="18"/>
   </w:num>
-  <w:num w:numId="7" w16cid:durableId="1213544600">
+  <w:num w:numId="7">
     <w:abstractNumId w:val="3"/>
   </w:num>
-  <w:num w:numId="8" w16cid:durableId="1909339584">
+  <w:num w:numId="8">
     <w:abstractNumId w:val="19"/>
   </w:num>
-  <w:num w:numId="9" w16cid:durableId="2146044751">
+  <w:num w:numId="9">
     <w:abstractNumId w:val="13"/>
   </w:num>
-  <w:num w:numId="10" w16cid:durableId="272368624">
+  <w:num w:numId="10">
     <w:abstractNumId w:val="15"/>
   </w:num>
-  <w:num w:numId="11" w16cid:durableId="91240305">
+  <w:num w:numId="11">
     <w:abstractNumId w:val="5"/>
   </w:num>
-  <w:num w:numId="12" w16cid:durableId="542446916">
+  <w:num w:numId="12">
     <w:abstractNumId w:val="2"/>
   </w:num>
-  <w:num w:numId="13" w16cid:durableId="1193034099">
+  <w:num w:numId="13">
     <w:abstractNumId w:val="7"/>
   </w:num>
-  <w:num w:numId="14" w16cid:durableId="441149917">
+  <w:num w:numId="14">
     <w:abstractNumId w:val="11"/>
   </w:num>
-  <w:num w:numId="15" w16cid:durableId="1548377601">
+  <w:num w:numId="15">
     <w:abstractNumId w:val="17"/>
   </w:num>
-  <w:num w:numId="16" w16cid:durableId="493451974">
+  <w:num w:numId="16">
     <w:abstractNumId w:val="12"/>
   </w:num>
-  <w:num w:numId="17" w16cid:durableId="1961567065">
+  <w:num w:numId="17">
     <w:abstractNumId w:val="14"/>
   </w:num>
-  <w:num w:numId="18" w16cid:durableId="1927300919">
+  <w:num w:numId="18">
     <w:abstractNumId w:val="9"/>
   </w:num>
-  <w:num w:numId="19" w16cid:durableId="1968004305">
+  <w:num w:numId="19">
     <w:abstractNumId w:val="0"/>
   </w:num>
-  <w:num w:numId="20" w16cid:durableId="1381634999">
+  <w:num w:numId="20">
     <w:abstractNumId w:val="4"/>
   </w:num>
 </w:numbering>
